--- a/Milestone2/CST-250 Milestone 2_ChadGalloway.docx
+++ b/Milestone2/CST-250 Milestone 2_ChadGalloway.docx
@@ -153,24 +153,17 @@
           <w:lang w:val="en-US"/>
         </w:rPr>
       </w:pPr>
-      <w:r>
-        <w:rPr>
-          <w:sz w:val="46"/>
-          <w:szCs w:val="46"/>
-          <w:lang w:val="en-US"/>
-        </w:rPr>
-        <w:t>[Github Link]</w:t>
-      </w:r>
-    </w:p>
-    <w:p>
-      <w:pPr>
-        <w:jc w:val="center"/>
-        <w:rPr>
-          <w:sz w:val="46"/>
-          <w:szCs w:val="46"/>
-          <w:lang w:val="en-US"/>
-        </w:rPr>
-      </w:pPr>
+      <w:hyperlink r:id="rId5" w:history="1">
+        <w:r>
+          <w:rPr>
+            <w:rStyle w:val="Hyperlink"/>
+            <w:sz w:val="46"/>
+            <w:szCs w:val="46"/>
+            <w:lang w:val="en-US"/>
+          </w:rPr>
+          <w:t>https://github.com/CGalloway3/CST-250-Projects/tree/master/Milestone2</w:t>
+        </w:r>
+      </w:hyperlink>
     </w:p>
     <w:p>
       <w:pPr>
@@ -270,7 +263,7 @@
                     <pic:cNvPicPr preferRelativeResize="0"/>
                   </pic:nvPicPr>
                   <pic:blipFill>
-                    <a:blip r:embed="rId5"/>
+                    <a:blip r:embed="rId6"/>
                     <a:srcRect/>
                     <a:stretch>
                       <a:fillRect/>
@@ -311,7 +304,595 @@
         <w:rPr>
           <w:lang w:val="en-US"/>
         </w:rPr>
-        <w:t>"Lorem ipsum dolor sit amet, consectetur adipiscing elit, sed do eiusmod tempor incididunt ut labore et dolore magna aliqua. Ut enim ad minim veniam, quis nostrud exercitation ullamco laboris nisi ut aliquip ex ea commodo consequat. Duis aute irure dolor in reprehenderit in voluptate velit esse cillum dolore eu fugiat nulla pariatur. Excepteur sint occaecat cupidatat non proident, sunt in culpa qui officia deserunt mollit anim id est laborum."</w:t>
+        <w:t xml:space="preserve">"Lorem ipsum dolor sit </w:t>
+      </w:r>
+      <w:proofErr w:type="spellStart"/>
+      <w:r>
+        <w:rPr>
+          <w:lang w:val="en-US"/>
+        </w:rPr>
+        <w:t>amet</w:t>
+      </w:r>
+      <w:proofErr w:type="spellEnd"/>
+      <w:r>
+        <w:rPr>
+          <w:lang w:val="en-US"/>
+        </w:rPr>
+        <w:t xml:space="preserve">, </w:t>
+      </w:r>
+      <w:proofErr w:type="spellStart"/>
+      <w:r>
+        <w:rPr>
+          <w:lang w:val="en-US"/>
+        </w:rPr>
+        <w:t>consectetur</w:t>
+      </w:r>
+      <w:proofErr w:type="spellEnd"/>
+      <w:r>
+        <w:rPr>
+          <w:lang w:val="en-US"/>
+        </w:rPr>
+        <w:t xml:space="preserve"> </w:t>
+      </w:r>
+      <w:proofErr w:type="spellStart"/>
+      <w:r>
+        <w:rPr>
+          <w:lang w:val="en-US"/>
+        </w:rPr>
+        <w:t>adipiscing</w:t>
+      </w:r>
+      <w:proofErr w:type="spellEnd"/>
+      <w:r>
+        <w:rPr>
+          <w:lang w:val="en-US"/>
+        </w:rPr>
+        <w:t xml:space="preserve"> </w:t>
+      </w:r>
+      <w:proofErr w:type="spellStart"/>
+      <w:r>
+        <w:rPr>
+          <w:lang w:val="en-US"/>
+        </w:rPr>
+        <w:t>elit</w:t>
+      </w:r>
+      <w:proofErr w:type="spellEnd"/>
+      <w:r>
+        <w:rPr>
+          <w:lang w:val="en-US"/>
+        </w:rPr>
+        <w:t xml:space="preserve">, sed do </w:t>
+      </w:r>
+      <w:proofErr w:type="spellStart"/>
+      <w:r>
+        <w:rPr>
+          <w:lang w:val="en-US"/>
+        </w:rPr>
+        <w:t>eiusmod</w:t>
+      </w:r>
+      <w:proofErr w:type="spellEnd"/>
+      <w:r>
+        <w:rPr>
+          <w:lang w:val="en-US"/>
+        </w:rPr>
+        <w:t xml:space="preserve"> </w:t>
+      </w:r>
+      <w:proofErr w:type="spellStart"/>
+      <w:r>
+        <w:rPr>
+          <w:lang w:val="en-US"/>
+        </w:rPr>
+        <w:t>tempor</w:t>
+      </w:r>
+      <w:proofErr w:type="spellEnd"/>
+      <w:r>
+        <w:rPr>
+          <w:lang w:val="en-US"/>
+        </w:rPr>
+        <w:t xml:space="preserve"> </w:t>
+      </w:r>
+      <w:proofErr w:type="spellStart"/>
+      <w:r>
+        <w:rPr>
+          <w:lang w:val="en-US"/>
+        </w:rPr>
+        <w:t>incididunt</w:t>
+      </w:r>
+      <w:proofErr w:type="spellEnd"/>
+      <w:r>
+        <w:rPr>
+          <w:lang w:val="en-US"/>
+        </w:rPr>
+        <w:t xml:space="preserve"> </w:t>
+      </w:r>
+      <w:proofErr w:type="spellStart"/>
+      <w:r>
+        <w:rPr>
+          <w:lang w:val="en-US"/>
+        </w:rPr>
+        <w:t>ut</w:t>
+      </w:r>
+      <w:proofErr w:type="spellEnd"/>
+      <w:r>
+        <w:rPr>
+          <w:lang w:val="en-US"/>
+        </w:rPr>
+        <w:t xml:space="preserve"> labore et dolore magna </w:t>
+      </w:r>
+      <w:proofErr w:type="spellStart"/>
+      <w:r>
+        <w:rPr>
+          <w:lang w:val="en-US"/>
+        </w:rPr>
+        <w:t>aliqua</w:t>
+      </w:r>
+      <w:proofErr w:type="spellEnd"/>
+      <w:r>
+        <w:rPr>
+          <w:lang w:val="en-US"/>
+        </w:rPr>
+        <w:t xml:space="preserve">. Ut </w:t>
+      </w:r>
+      <w:proofErr w:type="spellStart"/>
+      <w:r>
+        <w:rPr>
+          <w:lang w:val="en-US"/>
+        </w:rPr>
+        <w:t>enim</w:t>
+      </w:r>
+      <w:proofErr w:type="spellEnd"/>
+      <w:r>
+        <w:rPr>
+          <w:lang w:val="en-US"/>
+        </w:rPr>
+        <w:t xml:space="preserve"> ad minim </w:t>
+      </w:r>
+      <w:proofErr w:type="spellStart"/>
+      <w:r>
+        <w:rPr>
+          <w:lang w:val="en-US"/>
+        </w:rPr>
+        <w:t>veniam</w:t>
+      </w:r>
+      <w:proofErr w:type="spellEnd"/>
+      <w:r>
+        <w:rPr>
+          <w:lang w:val="en-US"/>
+        </w:rPr>
+        <w:t xml:space="preserve">, </w:t>
+      </w:r>
+      <w:proofErr w:type="spellStart"/>
+      <w:r>
+        <w:rPr>
+          <w:lang w:val="en-US"/>
+        </w:rPr>
+        <w:t>quis</w:t>
+      </w:r>
+      <w:proofErr w:type="spellEnd"/>
+      <w:r>
+        <w:rPr>
+          <w:lang w:val="en-US"/>
+        </w:rPr>
+        <w:t xml:space="preserve"> </w:t>
+      </w:r>
+      <w:proofErr w:type="spellStart"/>
+      <w:r>
+        <w:rPr>
+          <w:lang w:val="en-US"/>
+        </w:rPr>
+        <w:t>nostrud</w:t>
+      </w:r>
+      <w:proofErr w:type="spellEnd"/>
+      <w:r>
+        <w:rPr>
+          <w:lang w:val="en-US"/>
+        </w:rPr>
+        <w:t xml:space="preserve"> exercitation </w:t>
+      </w:r>
+      <w:proofErr w:type="spellStart"/>
+      <w:r>
+        <w:rPr>
+          <w:lang w:val="en-US"/>
+        </w:rPr>
+        <w:t>ullamco</w:t>
+      </w:r>
+      <w:proofErr w:type="spellEnd"/>
+      <w:r>
+        <w:rPr>
+          <w:lang w:val="en-US"/>
+        </w:rPr>
+        <w:t xml:space="preserve"> </w:t>
+      </w:r>
+      <w:proofErr w:type="spellStart"/>
+      <w:r>
+        <w:rPr>
+          <w:lang w:val="en-US"/>
+        </w:rPr>
+        <w:t>laboris</w:t>
+      </w:r>
+      <w:proofErr w:type="spellEnd"/>
+      <w:r>
+        <w:rPr>
+          <w:lang w:val="en-US"/>
+        </w:rPr>
+        <w:t xml:space="preserve"> nisi </w:t>
+      </w:r>
+      <w:proofErr w:type="spellStart"/>
+      <w:r>
+        <w:rPr>
+          <w:lang w:val="en-US"/>
+        </w:rPr>
+        <w:t>ut</w:t>
+      </w:r>
+      <w:proofErr w:type="spellEnd"/>
+      <w:r>
+        <w:rPr>
+          <w:lang w:val="en-US"/>
+        </w:rPr>
+        <w:t xml:space="preserve"> </w:t>
+      </w:r>
+      <w:proofErr w:type="spellStart"/>
+      <w:r>
+        <w:rPr>
+          <w:lang w:val="en-US"/>
+        </w:rPr>
+        <w:t>aliquip</w:t>
+      </w:r>
+      <w:proofErr w:type="spellEnd"/>
+      <w:r>
+        <w:rPr>
+          <w:lang w:val="en-US"/>
+        </w:rPr>
+        <w:t xml:space="preserve"> ex </w:t>
+      </w:r>
+      <w:proofErr w:type="spellStart"/>
+      <w:r>
+        <w:rPr>
+          <w:lang w:val="en-US"/>
+        </w:rPr>
+        <w:t>ea</w:t>
+      </w:r>
+      <w:proofErr w:type="spellEnd"/>
+      <w:r>
+        <w:rPr>
+          <w:lang w:val="en-US"/>
+        </w:rPr>
+        <w:t xml:space="preserve"> </w:t>
+      </w:r>
+      <w:proofErr w:type="spellStart"/>
+      <w:r>
+        <w:rPr>
+          <w:lang w:val="en-US"/>
+        </w:rPr>
+        <w:t>commodo</w:t>
+      </w:r>
+      <w:proofErr w:type="spellEnd"/>
+      <w:r>
+        <w:rPr>
+          <w:lang w:val="en-US"/>
+        </w:rPr>
+        <w:t xml:space="preserve"> </w:t>
+      </w:r>
+      <w:proofErr w:type="spellStart"/>
+      <w:r>
+        <w:rPr>
+          <w:lang w:val="en-US"/>
+        </w:rPr>
+        <w:t>consequat</w:t>
+      </w:r>
+      <w:proofErr w:type="spellEnd"/>
+      <w:r>
+        <w:rPr>
+          <w:lang w:val="en-US"/>
+        </w:rPr>
+        <w:t xml:space="preserve">. Duis </w:t>
+      </w:r>
+      <w:proofErr w:type="spellStart"/>
+      <w:r>
+        <w:rPr>
+          <w:lang w:val="en-US"/>
+        </w:rPr>
+        <w:t>aute</w:t>
+      </w:r>
+      <w:proofErr w:type="spellEnd"/>
+      <w:r>
+        <w:rPr>
+          <w:lang w:val="en-US"/>
+        </w:rPr>
+        <w:t xml:space="preserve"> </w:t>
+      </w:r>
+      <w:proofErr w:type="spellStart"/>
+      <w:r>
+        <w:rPr>
+          <w:lang w:val="en-US"/>
+        </w:rPr>
+        <w:t>irure</w:t>
+      </w:r>
+      <w:proofErr w:type="spellEnd"/>
+      <w:r>
+        <w:rPr>
+          <w:lang w:val="en-US"/>
+        </w:rPr>
+        <w:t xml:space="preserve"> dolor in </w:t>
+      </w:r>
+      <w:proofErr w:type="spellStart"/>
+      <w:r>
+        <w:rPr>
+          <w:lang w:val="en-US"/>
+        </w:rPr>
+        <w:t>reprehenderit</w:t>
+      </w:r>
+      <w:proofErr w:type="spellEnd"/>
+      <w:r>
+        <w:rPr>
+          <w:lang w:val="en-US"/>
+        </w:rPr>
+        <w:t xml:space="preserve"> in </w:t>
+      </w:r>
+      <w:proofErr w:type="spellStart"/>
+      <w:r>
+        <w:rPr>
+          <w:lang w:val="en-US"/>
+        </w:rPr>
+        <w:t>voluptate</w:t>
+      </w:r>
+      <w:proofErr w:type="spellEnd"/>
+      <w:r>
+        <w:rPr>
+          <w:lang w:val="en-US"/>
+        </w:rPr>
+        <w:t xml:space="preserve"> </w:t>
+      </w:r>
+      <w:proofErr w:type="spellStart"/>
+      <w:r>
+        <w:rPr>
+          <w:lang w:val="en-US"/>
+        </w:rPr>
+        <w:t>velit</w:t>
+      </w:r>
+      <w:proofErr w:type="spellEnd"/>
+      <w:r>
+        <w:rPr>
+          <w:lang w:val="en-US"/>
+        </w:rPr>
+        <w:t xml:space="preserve"> </w:t>
+      </w:r>
+      <w:proofErr w:type="spellStart"/>
+      <w:r>
+        <w:rPr>
+          <w:lang w:val="en-US"/>
+        </w:rPr>
+        <w:t>esse</w:t>
+      </w:r>
+      <w:proofErr w:type="spellEnd"/>
+      <w:r>
+        <w:rPr>
+          <w:lang w:val="en-US"/>
+        </w:rPr>
+        <w:t xml:space="preserve"> </w:t>
+      </w:r>
+      <w:proofErr w:type="spellStart"/>
+      <w:r>
+        <w:rPr>
+          <w:lang w:val="en-US"/>
+        </w:rPr>
+        <w:t>cillum</w:t>
+      </w:r>
+      <w:proofErr w:type="spellEnd"/>
+      <w:r>
+        <w:rPr>
+          <w:lang w:val="en-US"/>
+        </w:rPr>
+        <w:t xml:space="preserve"> dolore </w:t>
+      </w:r>
+      <w:proofErr w:type="spellStart"/>
+      <w:r>
+        <w:rPr>
+          <w:lang w:val="en-US"/>
+        </w:rPr>
+        <w:t>eu</w:t>
+      </w:r>
+      <w:proofErr w:type="spellEnd"/>
+      <w:r>
+        <w:rPr>
+          <w:lang w:val="en-US"/>
+        </w:rPr>
+        <w:t xml:space="preserve"> </w:t>
+      </w:r>
+      <w:proofErr w:type="spellStart"/>
+      <w:r>
+        <w:rPr>
+          <w:lang w:val="en-US"/>
+        </w:rPr>
+        <w:t>fugiat</w:t>
+      </w:r>
+      <w:proofErr w:type="spellEnd"/>
+      <w:r>
+        <w:rPr>
+          <w:lang w:val="en-US"/>
+        </w:rPr>
+        <w:t xml:space="preserve"> </w:t>
+      </w:r>
+      <w:proofErr w:type="spellStart"/>
+      <w:r>
+        <w:rPr>
+          <w:lang w:val="en-US"/>
+        </w:rPr>
+        <w:t>nulla</w:t>
+      </w:r>
+      <w:proofErr w:type="spellEnd"/>
+      <w:r>
+        <w:rPr>
+          <w:lang w:val="en-US"/>
+        </w:rPr>
+        <w:t xml:space="preserve"> </w:t>
+      </w:r>
+      <w:proofErr w:type="spellStart"/>
+      <w:r>
+        <w:rPr>
+          <w:lang w:val="en-US"/>
+        </w:rPr>
+        <w:t>pariatur</w:t>
+      </w:r>
+      <w:proofErr w:type="spellEnd"/>
+      <w:r>
+        <w:rPr>
+          <w:lang w:val="en-US"/>
+        </w:rPr>
+        <w:t xml:space="preserve">. </w:t>
+      </w:r>
+      <w:proofErr w:type="spellStart"/>
+      <w:r>
+        <w:rPr>
+          <w:lang w:val="en-US"/>
+        </w:rPr>
+        <w:t>Excepteur</w:t>
+      </w:r>
+      <w:proofErr w:type="spellEnd"/>
+      <w:r>
+        <w:rPr>
+          <w:lang w:val="en-US"/>
+        </w:rPr>
+        <w:t xml:space="preserve"> </w:t>
+      </w:r>
+      <w:proofErr w:type="spellStart"/>
+      <w:r>
+        <w:rPr>
+          <w:lang w:val="en-US"/>
+        </w:rPr>
+        <w:t>sint</w:t>
+      </w:r>
+      <w:proofErr w:type="spellEnd"/>
+      <w:r>
+        <w:rPr>
+          <w:lang w:val="en-US"/>
+        </w:rPr>
+        <w:t xml:space="preserve"> </w:t>
+      </w:r>
+      <w:proofErr w:type="spellStart"/>
+      <w:r>
+        <w:rPr>
+          <w:lang w:val="en-US"/>
+        </w:rPr>
+        <w:t>occaecat</w:t>
+      </w:r>
+      <w:proofErr w:type="spellEnd"/>
+      <w:r>
+        <w:rPr>
+          <w:lang w:val="en-US"/>
+        </w:rPr>
+        <w:t xml:space="preserve"> </w:t>
+      </w:r>
+      <w:proofErr w:type="spellStart"/>
+      <w:r>
+        <w:rPr>
+          <w:lang w:val="en-US"/>
+        </w:rPr>
+        <w:t>cupidatat</w:t>
+      </w:r>
+      <w:proofErr w:type="spellEnd"/>
+      <w:r>
+        <w:rPr>
+          <w:lang w:val="en-US"/>
+        </w:rPr>
+        <w:t xml:space="preserve"> non </w:t>
+      </w:r>
+      <w:proofErr w:type="spellStart"/>
+      <w:r>
+        <w:rPr>
+          <w:lang w:val="en-US"/>
+        </w:rPr>
+        <w:t>proident</w:t>
+      </w:r>
+      <w:proofErr w:type="spellEnd"/>
+      <w:r>
+        <w:rPr>
+          <w:lang w:val="en-US"/>
+        </w:rPr>
+        <w:t xml:space="preserve">, sunt in culpa qui </w:t>
+      </w:r>
+      <w:proofErr w:type="spellStart"/>
+      <w:r>
+        <w:rPr>
+          <w:lang w:val="en-US"/>
+        </w:rPr>
+        <w:t>officia</w:t>
+      </w:r>
+      <w:proofErr w:type="spellEnd"/>
+      <w:r>
+        <w:rPr>
+          <w:lang w:val="en-US"/>
+        </w:rPr>
+        <w:t xml:space="preserve"> </w:t>
+      </w:r>
+      <w:proofErr w:type="spellStart"/>
+      <w:r>
+        <w:rPr>
+          <w:lang w:val="en-US"/>
+        </w:rPr>
+        <w:t>deserunt</w:t>
+      </w:r>
+      <w:proofErr w:type="spellEnd"/>
+      <w:r>
+        <w:rPr>
+          <w:lang w:val="en-US"/>
+        </w:rPr>
+        <w:t xml:space="preserve"> </w:t>
+      </w:r>
+      <w:proofErr w:type="spellStart"/>
+      <w:r>
+        <w:rPr>
+          <w:lang w:val="en-US"/>
+        </w:rPr>
+        <w:t>mollit</w:t>
+      </w:r>
+      <w:proofErr w:type="spellEnd"/>
+      <w:r>
+        <w:rPr>
+          <w:lang w:val="en-US"/>
+        </w:rPr>
+        <w:t xml:space="preserve"> </w:t>
+      </w:r>
+      <w:proofErr w:type="spellStart"/>
+      <w:r>
+        <w:rPr>
+          <w:lang w:val="en-US"/>
+        </w:rPr>
+        <w:t>anim</w:t>
+      </w:r>
+      <w:proofErr w:type="spellEnd"/>
+      <w:r>
+        <w:rPr>
+          <w:lang w:val="en-US"/>
+        </w:rPr>
+        <w:t xml:space="preserve"> id </w:t>
+      </w:r>
+      <w:proofErr w:type="spellStart"/>
+      <w:r>
+        <w:rPr>
+          <w:lang w:val="en-US"/>
+        </w:rPr>
+        <w:t>est</w:t>
+      </w:r>
+      <w:proofErr w:type="spellEnd"/>
+      <w:r>
+        <w:rPr>
+          <w:lang w:val="en-US"/>
+        </w:rPr>
+        <w:t xml:space="preserve"> </w:t>
+      </w:r>
+      <w:proofErr w:type="spellStart"/>
+      <w:r>
+        <w:rPr>
+          <w:lang w:val="en-US"/>
+        </w:rPr>
+        <w:t>laborum</w:t>
+      </w:r>
+      <w:proofErr w:type="spellEnd"/>
+      <w:r>
+        <w:rPr>
+          <w:lang w:val="en-US"/>
+        </w:rPr>
+        <w:t>."</w:t>
       </w:r>
     </w:p>
     <w:p>
@@ -367,7 +948,7 @@
                     <pic:cNvPicPr preferRelativeResize="0"/>
                   </pic:nvPicPr>
                   <pic:blipFill>
-                    <a:blip r:embed="rId5"/>
+                    <a:blip r:embed="rId6"/>
                     <a:srcRect/>
                     <a:stretch>
                       <a:fillRect/>
@@ -408,7 +989,133 @@
         <w:rPr>
           <w:lang w:val="en-US"/>
         </w:rPr>
-        <w:t xml:space="preserve">Lorem ipsum dolor sit amet, consectetur adipiscing elit, sed do eiusmod tempor incididunt ut labore et dolore magna aliqua. </w:t>
+        <w:t xml:space="preserve">Lorem ipsum dolor sit </w:t>
+      </w:r>
+      <w:proofErr w:type="spellStart"/>
+      <w:r>
+        <w:rPr>
+          <w:lang w:val="en-US"/>
+        </w:rPr>
+        <w:t>amet</w:t>
+      </w:r>
+      <w:proofErr w:type="spellEnd"/>
+      <w:r>
+        <w:rPr>
+          <w:lang w:val="en-US"/>
+        </w:rPr>
+        <w:t xml:space="preserve">, </w:t>
+      </w:r>
+      <w:proofErr w:type="spellStart"/>
+      <w:r>
+        <w:rPr>
+          <w:lang w:val="en-US"/>
+        </w:rPr>
+        <w:t>consectetur</w:t>
+      </w:r>
+      <w:proofErr w:type="spellEnd"/>
+      <w:r>
+        <w:rPr>
+          <w:lang w:val="en-US"/>
+        </w:rPr>
+        <w:t xml:space="preserve"> </w:t>
+      </w:r>
+      <w:proofErr w:type="spellStart"/>
+      <w:r>
+        <w:rPr>
+          <w:lang w:val="en-US"/>
+        </w:rPr>
+        <w:t>adipiscing</w:t>
+      </w:r>
+      <w:proofErr w:type="spellEnd"/>
+      <w:r>
+        <w:rPr>
+          <w:lang w:val="en-US"/>
+        </w:rPr>
+        <w:t xml:space="preserve"> </w:t>
+      </w:r>
+      <w:proofErr w:type="spellStart"/>
+      <w:r>
+        <w:rPr>
+          <w:lang w:val="en-US"/>
+        </w:rPr>
+        <w:t>elit</w:t>
+      </w:r>
+      <w:proofErr w:type="spellEnd"/>
+      <w:r>
+        <w:rPr>
+          <w:lang w:val="en-US"/>
+        </w:rPr>
+        <w:t xml:space="preserve">, sed do </w:t>
+      </w:r>
+      <w:proofErr w:type="spellStart"/>
+      <w:r>
+        <w:rPr>
+          <w:lang w:val="en-US"/>
+        </w:rPr>
+        <w:t>eiusmod</w:t>
+      </w:r>
+      <w:proofErr w:type="spellEnd"/>
+      <w:r>
+        <w:rPr>
+          <w:lang w:val="en-US"/>
+        </w:rPr>
+        <w:t xml:space="preserve"> </w:t>
+      </w:r>
+      <w:proofErr w:type="spellStart"/>
+      <w:r>
+        <w:rPr>
+          <w:lang w:val="en-US"/>
+        </w:rPr>
+        <w:t>tempor</w:t>
+      </w:r>
+      <w:proofErr w:type="spellEnd"/>
+      <w:r>
+        <w:rPr>
+          <w:lang w:val="en-US"/>
+        </w:rPr>
+        <w:t xml:space="preserve"> </w:t>
+      </w:r>
+      <w:proofErr w:type="spellStart"/>
+      <w:r>
+        <w:rPr>
+          <w:lang w:val="en-US"/>
+        </w:rPr>
+        <w:t>incididunt</w:t>
+      </w:r>
+      <w:proofErr w:type="spellEnd"/>
+      <w:r>
+        <w:rPr>
+          <w:lang w:val="en-US"/>
+        </w:rPr>
+        <w:t xml:space="preserve"> </w:t>
+      </w:r>
+      <w:proofErr w:type="spellStart"/>
+      <w:r>
+        <w:rPr>
+          <w:lang w:val="en-US"/>
+        </w:rPr>
+        <w:t>ut</w:t>
+      </w:r>
+      <w:proofErr w:type="spellEnd"/>
+      <w:r>
+        <w:rPr>
+          <w:lang w:val="en-US"/>
+        </w:rPr>
+        <w:t xml:space="preserve"> labore et dolore magna </w:t>
+      </w:r>
+      <w:proofErr w:type="spellStart"/>
+      <w:r>
+        <w:rPr>
+          <w:lang w:val="en-US"/>
+        </w:rPr>
+        <w:t>aliqua</w:t>
+      </w:r>
+      <w:proofErr w:type="spellEnd"/>
+      <w:r>
+        <w:rPr>
+          <w:lang w:val="en-US"/>
+        </w:rPr>
+        <w:t xml:space="preserve">. </w:t>
       </w:r>
       <w:r>
         <w:rPr>
@@ -420,7 +1127,315 @@
         <w:rPr>
           <w:lang w:val="en-US"/>
         </w:rPr>
-        <w:t>Duis aute irure dolor in reprehenderit in voluptate velit esse cillum dolore eu fugiat nulla pariatur. Excepteur sint occaecat cupidatat non proident, sunt in culpa qui officia deserunt mollit anim id est laborum.</w:t>
+        <w:t xml:space="preserve">Duis </w:t>
+      </w:r>
+      <w:proofErr w:type="spellStart"/>
+      <w:r>
+        <w:rPr>
+          <w:lang w:val="en-US"/>
+        </w:rPr>
+        <w:t>aute</w:t>
+      </w:r>
+      <w:proofErr w:type="spellEnd"/>
+      <w:r>
+        <w:rPr>
+          <w:lang w:val="en-US"/>
+        </w:rPr>
+        <w:t xml:space="preserve"> </w:t>
+      </w:r>
+      <w:proofErr w:type="spellStart"/>
+      <w:r>
+        <w:rPr>
+          <w:lang w:val="en-US"/>
+        </w:rPr>
+        <w:t>irure</w:t>
+      </w:r>
+      <w:proofErr w:type="spellEnd"/>
+      <w:r>
+        <w:rPr>
+          <w:lang w:val="en-US"/>
+        </w:rPr>
+        <w:t xml:space="preserve"> dolor in </w:t>
+      </w:r>
+      <w:proofErr w:type="spellStart"/>
+      <w:r>
+        <w:rPr>
+          <w:lang w:val="en-US"/>
+        </w:rPr>
+        <w:t>reprehenderit</w:t>
+      </w:r>
+      <w:proofErr w:type="spellEnd"/>
+      <w:r>
+        <w:rPr>
+          <w:lang w:val="en-US"/>
+        </w:rPr>
+        <w:t xml:space="preserve"> in </w:t>
+      </w:r>
+      <w:proofErr w:type="spellStart"/>
+      <w:r>
+        <w:rPr>
+          <w:lang w:val="en-US"/>
+        </w:rPr>
+        <w:t>voluptate</w:t>
+      </w:r>
+      <w:proofErr w:type="spellEnd"/>
+      <w:r>
+        <w:rPr>
+          <w:lang w:val="en-US"/>
+        </w:rPr>
+        <w:t xml:space="preserve"> </w:t>
+      </w:r>
+      <w:proofErr w:type="spellStart"/>
+      <w:r>
+        <w:rPr>
+          <w:lang w:val="en-US"/>
+        </w:rPr>
+        <w:t>velit</w:t>
+      </w:r>
+      <w:proofErr w:type="spellEnd"/>
+      <w:r>
+        <w:rPr>
+          <w:lang w:val="en-US"/>
+        </w:rPr>
+        <w:t xml:space="preserve"> </w:t>
+      </w:r>
+      <w:proofErr w:type="spellStart"/>
+      <w:r>
+        <w:rPr>
+          <w:lang w:val="en-US"/>
+        </w:rPr>
+        <w:t>esse</w:t>
+      </w:r>
+      <w:proofErr w:type="spellEnd"/>
+      <w:r>
+        <w:rPr>
+          <w:lang w:val="en-US"/>
+        </w:rPr>
+        <w:t xml:space="preserve"> </w:t>
+      </w:r>
+      <w:proofErr w:type="spellStart"/>
+      <w:r>
+        <w:rPr>
+          <w:lang w:val="en-US"/>
+        </w:rPr>
+        <w:t>cillum</w:t>
+      </w:r>
+      <w:proofErr w:type="spellEnd"/>
+      <w:r>
+        <w:rPr>
+          <w:lang w:val="en-US"/>
+        </w:rPr>
+        <w:t xml:space="preserve"> dolore </w:t>
+      </w:r>
+      <w:proofErr w:type="spellStart"/>
+      <w:r>
+        <w:rPr>
+          <w:lang w:val="en-US"/>
+        </w:rPr>
+        <w:t>eu</w:t>
+      </w:r>
+      <w:proofErr w:type="spellEnd"/>
+      <w:r>
+        <w:rPr>
+          <w:lang w:val="en-US"/>
+        </w:rPr>
+        <w:t xml:space="preserve"> </w:t>
+      </w:r>
+      <w:proofErr w:type="spellStart"/>
+      <w:r>
+        <w:rPr>
+          <w:lang w:val="en-US"/>
+        </w:rPr>
+        <w:t>fugiat</w:t>
+      </w:r>
+      <w:proofErr w:type="spellEnd"/>
+      <w:r>
+        <w:rPr>
+          <w:lang w:val="en-US"/>
+        </w:rPr>
+        <w:t xml:space="preserve"> </w:t>
+      </w:r>
+      <w:proofErr w:type="spellStart"/>
+      <w:r>
+        <w:rPr>
+          <w:lang w:val="en-US"/>
+        </w:rPr>
+        <w:t>nulla</w:t>
+      </w:r>
+      <w:proofErr w:type="spellEnd"/>
+      <w:r>
+        <w:rPr>
+          <w:lang w:val="en-US"/>
+        </w:rPr>
+        <w:t xml:space="preserve"> </w:t>
+      </w:r>
+      <w:proofErr w:type="spellStart"/>
+      <w:r>
+        <w:rPr>
+          <w:lang w:val="en-US"/>
+        </w:rPr>
+        <w:t>pariatur</w:t>
+      </w:r>
+      <w:proofErr w:type="spellEnd"/>
+      <w:r>
+        <w:rPr>
+          <w:lang w:val="en-US"/>
+        </w:rPr>
+        <w:t xml:space="preserve">. </w:t>
+      </w:r>
+      <w:proofErr w:type="spellStart"/>
+      <w:r>
+        <w:rPr>
+          <w:lang w:val="en-US"/>
+        </w:rPr>
+        <w:t>Excepteur</w:t>
+      </w:r>
+      <w:proofErr w:type="spellEnd"/>
+      <w:r>
+        <w:rPr>
+          <w:lang w:val="en-US"/>
+        </w:rPr>
+        <w:t xml:space="preserve"> </w:t>
+      </w:r>
+      <w:proofErr w:type="spellStart"/>
+      <w:r>
+        <w:rPr>
+          <w:lang w:val="en-US"/>
+        </w:rPr>
+        <w:t>sint</w:t>
+      </w:r>
+      <w:proofErr w:type="spellEnd"/>
+      <w:r>
+        <w:rPr>
+          <w:lang w:val="en-US"/>
+        </w:rPr>
+        <w:t xml:space="preserve"> </w:t>
+      </w:r>
+      <w:proofErr w:type="spellStart"/>
+      <w:r>
+        <w:rPr>
+          <w:lang w:val="en-US"/>
+        </w:rPr>
+        <w:t>occaecat</w:t>
+      </w:r>
+      <w:proofErr w:type="spellEnd"/>
+      <w:r>
+        <w:rPr>
+          <w:lang w:val="en-US"/>
+        </w:rPr>
+        <w:t xml:space="preserve"> </w:t>
+      </w:r>
+      <w:proofErr w:type="spellStart"/>
+      <w:r>
+        <w:rPr>
+          <w:lang w:val="en-US"/>
+        </w:rPr>
+        <w:t>cupidatat</w:t>
+      </w:r>
+      <w:proofErr w:type="spellEnd"/>
+      <w:r>
+        <w:rPr>
+          <w:lang w:val="en-US"/>
+        </w:rPr>
+        <w:t xml:space="preserve"> non </w:t>
+      </w:r>
+      <w:proofErr w:type="spellStart"/>
+      <w:r>
+        <w:rPr>
+          <w:lang w:val="en-US"/>
+        </w:rPr>
+        <w:t>proident</w:t>
+      </w:r>
+      <w:proofErr w:type="spellEnd"/>
+      <w:r>
+        <w:rPr>
+          <w:lang w:val="en-US"/>
+        </w:rPr>
+        <w:t xml:space="preserve">, sunt in culpa qui </w:t>
+      </w:r>
+      <w:proofErr w:type="spellStart"/>
+      <w:r>
+        <w:rPr>
+          <w:lang w:val="en-US"/>
+        </w:rPr>
+        <w:t>officia</w:t>
+      </w:r>
+      <w:proofErr w:type="spellEnd"/>
+      <w:r>
+        <w:rPr>
+          <w:lang w:val="en-US"/>
+        </w:rPr>
+        <w:t xml:space="preserve"> </w:t>
+      </w:r>
+      <w:proofErr w:type="spellStart"/>
+      <w:r>
+        <w:rPr>
+          <w:lang w:val="en-US"/>
+        </w:rPr>
+        <w:t>deserunt</w:t>
+      </w:r>
+      <w:proofErr w:type="spellEnd"/>
+      <w:r>
+        <w:rPr>
+          <w:lang w:val="en-US"/>
+        </w:rPr>
+        <w:t xml:space="preserve"> </w:t>
+      </w:r>
+      <w:proofErr w:type="spellStart"/>
+      <w:r>
+        <w:rPr>
+          <w:lang w:val="en-US"/>
+        </w:rPr>
+        <w:t>mollit</w:t>
+      </w:r>
+      <w:proofErr w:type="spellEnd"/>
+      <w:r>
+        <w:rPr>
+          <w:lang w:val="en-US"/>
+        </w:rPr>
+        <w:t xml:space="preserve"> </w:t>
+      </w:r>
+      <w:proofErr w:type="spellStart"/>
+      <w:r>
+        <w:rPr>
+          <w:lang w:val="en-US"/>
+        </w:rPr>
+        <w:t>anim</w:t>
+      </w:r>
+      <w:proofErr w:type="spellEnd"/>
+      <w:r>
+        <w:rPr>
+          <w:lang w:val="en-US"/>
+        </w:rPr>
+        <w:t xml:space="preserve"> id </w:t>
+      </w:r>
+      <w:proofErr w:type="spellStart"/>
+      <w:r>
+        <w:rPr>
+          <w:lang w:val="en-US"/>
+        </w:rPr>
+        <w:t>est</w:t>
+      </w:r>
+      <w:proofErr w:type="spellEnd"/>
+      <w:r>
+        <w:rPr>
+          <w:lang w:val="en-US"/>
+        </w:rPr>
+        <w:t xml:space="preserve"> </w:t>
+      </w:r>
+      <w:proofErr w:type="spellStart"/>
+      <w:r>
+        <w:rPr>
+          <w:lang w:val="en-US"/>
+        </w:rPr>
+        <w:t>laborum</w:t>
+      </w:r>
+      <w:proofErr w:type="spellEnd"/>
+      <w:r>
+        <w:rPr>
+          <w:lang w:val="en-US"/>
+        </w:rPr>
+        <w:t>.</w:t>
       </w:r>
     </w:p>
     <w:p>
@@ -469,7 +1484,7 @@
                     <pic:cNvPicPr preferRelativeResize="0"/>
                   </pic:nvPicPr>
                   <pic:blipFill>
-                    <a:blip r:embed="rId5"/>
+                    <a:blip r:embed="rId6"/>
                     <a:srcRect/>
                     <a:stretch>
                       <a:fillRect/>
@@ -510,7 +1525,133 @@
         <w:rPr>
           <w:lang w:val="en-US"/>
         </w:rPr>
-        <w:t xml:space="preserve">Lorem ipsum dolor sit amet, consectetur adipiscing elit, sed do eiusmod tempor incididunt ut labore et dolore magna aliqua. </w:t>
+        <w:t xml:space="preserve">Lorem ipsum dolor sit </w:t>
+      </w:r>
+      <w:proofErr w:type="spellStart"/>
+      <w:r>
+        <w:rPr>
+          <w:lang w:val="en-US"/>
+        </w:rPr>
+        <w:t>amet</w:t>
+      </w:r>
+      <w:proofErr w:type="spellEnd"/>
+      <w:r>
+        <w:rPr>
+          <w:lang w:val="en-US"/>
+        </w:rPr>
+        <w:t xml:space="preserve">, </w:t>
+      </w:r>
+      <w:proofErr w:type="spellStart"/>
+      <w:r>
+        <w:rPr>
+          <w:lang w:val="en-US"/>
+        </w:rPr>
+        <w:t>consectetur</w:t>
+      </w:r>
+      <w:proofErr w:type="spellEnd"/>
+      <w:r>
+        <w:rPr>
+          <w:lang w:val="en-US"/>
+        </w:rPr>
+        <w:t xml:space="preserve"> </w:t>
+      </w:r>
+      <w:proofErr w:type="spellStart"/>
+      <w:r>
+        <w:rPr>
+          <w:lang w:val="en-US"/>
+        </w:rPr>
+        <w:t>adipiscing</w:t>
+      </w:r>
+      <w:proofErr w:type="spellEnd"/>
+      <w:r>
+        <w:rPr>
+          <w:lang w:val="en-US"/>
+        </w:rPr>
+        <w:t xml:space="preserve"> </w:t>
+      </w:r>
+      <w:proofErr w:type="spellStart"/>
+      <w:r>
+        <w:rPr>
+          <w:lang w:val="en-US"/>
+        </w:rPr>
+        <w:t>elit</w:t>
+      </w:r>
+      <w:proofErr w:type="spellEnd"/>
+      <w:r>
+        <w:rPr>
+          <w:lang w:val="en-US"/>
+        </w:rPr>
+        <w:t xml:space="preserve">, sed do </w:t>
+      </w:r>
+      <w:proofErr w:type="spellStart"/>
+      <w:r>
+        <w:rPr>
+          <w:lang w:val="en-US"/>
+        </w:rPr>
+        <w:t>eiusmod</w:t>
+      </w:r>
+      <w:proofErr w:type="spellEnd"/>
+      <w:r>
+        <w:rPr>
+          <w:lang w:val="en-US"/>
+        </w:rPr>
+        <w:t xml:space="preserve"> </w:t>
+      </w:r>
+      <w:proofErr w:type="spellStart"/>
+      <w:r>
+        <w:rPr>
+          <w:lang w:val="en-US"/>
+        </w:rPr>
+        <w:t>tempor</w:t>
+      </w:r>
+      <w:proofErr w:type="spellEnd"/>
+      <w:r>
+        <w:rPr>
+          <w:lang w:val="en-US"/>
+        </w:rPr>
+        <w:t xml:space="preserve"> </w:t>
+      </w:r>
+      <w:proofErr w:type="spellStart"/>
+      <w:r>
+        <w:rPr>
+          <w:lang w:val="en-US"/>
+        </w:rPr>
+        <w:t>incididunt</w:t>
+      </w:r>
+      <w:proofErr w:type="spellEnd"/>
+      <w:r>
+        <w:rPr>
+          <w:lang w:val="en-US"/>
+        </w:rPr>
+        <w:t xml:space="preserve"> </w:t>
+      </w:r>
+      <w:proofErr w:type="spellStart"/>
+      <w:r>
+        <w:rPr>
+          <w:lang w:val="en-US"/>
+        </w:rPr>
+        <w:t>ut</w:t>
+      </w:r>
+      <w:proofErr w:type="spellEnd"/>
+      <w:r>
+        <w:rPr>
+          <w:lang w:val="en-US"/>
+        </w:rPr>
+        <w:t xml:space="preserve"> labore et dolore magna </w:t>
+      </w:r>
+      <w:proofErr w:type="spellStart"/>
+      <w:r>
+        <w:rPr>
+          <w:lang w:val="en-US"/>
+        </w:rPr>
+        <w:t>aliqua</w:t>
+      </w:r>
+      <w:proofErr w:type="spellEnd"/>
+      <w:r>
+        <w:rPr>
+          <w:lang w:val="en-US"/>
+        </w:rPr>
+        <w:t xml:space="preserve">. </w:t>
       </w:r>
       <w:r>
         <w:rPr>
@@ -522,7 +1663,315 @@
         <w:rPr>
           <w:lang w:val="en-US"/>
         </w:rPr>
-        <w:t>Duis aute irure dolor in reprehenderit in voluptate velit esse cillum dolore eu fugiat nulla pariatur. Excepteur sint occaecat cupidatat non proident, sunt in culpa qui officia deserunt mollit anim id est laborum.</w:t>
+        <w:t xml:space="preserve">Duis </w:t>
+      </w:r>
+      <w:proofErr w:type="spellStart"/>
+      <w:r>
+        <w:rPr>
+          <w:lang w:val="en-US"/>
+        </w:rPr>
+        <w:t>aute</w:t>
+      </w:r>
+      <w:proofErr w:type="spellEnd"/>
+      <w:r>
+        <w:rPr>
+          <w:lang w:val="en-US"/>
+        </w:rPr>
+        <w:t xml:space="preserve"> </w:t>
+      </w:r>
+      <w:proofErr w:type="spellStart"/>
+      <w:r>
+        <w:rPr>
+          <w:lang w:val="en-US"/>
+        </w:rPr>
+        <w:t>irure</w:t>
+      </w:r>
+      <w:proofErr w:type="spellEnd"/>
+      <w:r>
+        <w:rPr>
+          <w:lang w:val="en-US"/>
+        </w:rPr>
+        <w:t xml:space="preserve"> dolor in </w:t>
+      </w:r>
+      <w:proofErr w:type="spellStart"/>
+      <w:r>
+        <w:rPr>
+          <w:lang w:val="en-US"/>
+        </w:rPr>
+        <w:t>reprehenderit</w:t>
+      </w:r>
+      <w:proofErr w:type="spellEnd"/>
+      <w:r>
+        <w:rPr>
+          <w:lang w:val="en-US"/>
+        </w:rPr>
+        <w:t xml:space="preserve"> in </w:t>
+      </w:r>
+      <w:proofErr w:type="spellStart"/>
+      <w:r>
+        <w:rPr>
+          <w:lang w:val="en-US"/>
+        </w:rPr>
+        <w:t>voluptate</w:t>
+      </w:r>
+      <w:proofErr w:type="spellEnd"/>
+      <w:r>
+        <w:rPr>
+          <w:lang w:val="en-US"/>
+        </w:rPr>
+        <w:t xml:space="preserve"> </w:t>
+      </w:r>
+      <w:proofErr w:type="spellStart"/>
+      <w:r>
+        <w:rPr>
+          <w:lang w:val="en-US"/>
+        </w:rPr>
+        <w:t>velit</w:t>
+      </w:r>
+      <w:proofErr w:type="spellEnd"/>
+      <w:r>
+        <w:rPr>
+          <w:lang w:val="en-US"/>
+        </w:rPr>
+        <w:t xml:space="preserve"> </w:t>
+      </w:r>
+      <w:proofErr w:type="spellStart"/>
+      <w:r>
+        <w:rPr>
+          <w:lang w:val="en-US"/>
+        </w:rPr>
+        <w:t>esse</w:t>
+      </w:r>
+      <w:proofErr w:type="spellEnd"/>
+      <w:r>
+        <w:rPr>
+          <w:lang w:val="en-US"/>
+        </w:rPr>
+        <w:t xml:space="preserve"> </w:t>
+      </w:r>
+      <w:proofErr w:type="spellStart"/>
+      <w:r>
+        <w:rPr>
+          <w:lang w:val="en-US"/>
+        </w:rPr>
+        <w:t>cillum</w:t>
+      </w:r>
+      <w:proofErr w:type="spellEnd"/>
+      <w:r>
+        <w:rPr>
+          <w:lang w:val="en-US"/>
+        </w:rPr>
+        <w:t xml:space="preserve"> dolore </w:t>
+      </w:r>
+      <w:proofErr w:type="spellStart"/>
+      <w:r>
+        <w:rPr>
+          <w:lang w:val="en-US"/>
+        </w:rPr>
+        <w:t>eu</w:t>
+      </w:r>
+      <w:proofErr w:type="spellEnd"/>
+      <w:r>
+        <w:rPr>
+          <w:lang w:val="en-US"/>
+        </w:rPr>
+        <w:t xml:space="preserve"> </w:t>
+      </w:r>
+      <w:proofErr w:type="spellStart"/>
+      <w:r>
+        <w:rPr>
+          <w:lang w:val="en-US"/>
+        </w:rPr>
+        <w:t>fugiat</w:t>
+      </w:r>
+      <w:proofErr w:type="spellEnd"/>
+      <w:r>
+        <w:rPr>
+          <w:lang w:val="en-US"/>
+        </w:rPr>
+        <w:t xml:space="preserve"> </w:t>
+      </w:r>
+      <w:proofErr w:type="spellStart"/>
+      <w:r>
+        <w:rPr>
+          <w:lang w:val="en-US"/>
+        </w:rPr>
+        <w:t>nulla</w:t>
+      </w:r>
+      <w:proofErr w:type="spellEnd"/>
+      <w:r>
+        <w:rPr>
+          <w:lang w:val="en-US"/>
+        </w:rPr>
+        <w:t xml:space="preserve"> </w:t>
+      </w:r>
+      <w:proofErr w:type="spellStart"/>
+      <w:r>
+        <w:rPr>
+          <w:lang w:val="en-US"/>
+        </w:rPr>
+        <w:t>pariatur</w:t>
+      </w:r>
+      <w:proofErr w:type="spellEnd"/>
+      <w:r>
+        <w:rPr>
+          <w:lang w:val="en-US"/>
+        </w:rPr>
+        <w:t xml:space="preserve">. </w:t>
+      </w:r>
+      <w:proofErr w:type="spellStart"/>
+      <w:r>
+        <w:rPr>
+          <w:lang w:val="en-US"/>
+        </w:rPr>
+        <w:t>Excepteur</w:t>
+      </w:r>
+      <w:proofErr w:type="spellEnd"/>
+      <w:r>
+        <w:rPr>
+          <w:lang w:val="en-US"/>
+        </w:rPr>
+        <w:t xml:space="preserve"> </w:t>
+      </w:r>
+      <w:proofErr w:type="spellStart"/>
+      <w:r>
+        <w:rPr>
+          <w:lang w:val="en-US"/>
+        </w:rPr>
+        <w:t>sint</w:t>
+      </w:r>
+      <w:proofErr w:type="spellEnd"/>
+      <w:r>
+        <w:rPr>
+          <w:lang w:val="en-US"/>
+        </w:rPr>
+        <w:t xml:space="preserve"> </w:t>
+      </w:r>
+      <w:proofErr w:type="spellStart"/>
+      <w:r>
+        <w:rPr>
+          <w:lang w:val="en-US"/>
+        </w:rPr>
+        <w:t>occaecat</w:t>
+      </w:r>
+      <w:proofErr w:type="spellEnd"/>
+      <w:r>
+        <w:rPr>
+          <w:lang w:val="en-US"/>
+        </w:rPr>
+        <w:t xml:space="preserve"> </w:t>
+      </w:r>
+      <w:proofErr w:type="spellStart"/>
+      <w:r>
+        <w:rPr>
+          <w:lang w:val="en-US"/>
+        </w:rPr>
+        <w:t>cupidatat</w:t>
+      </w:r>
+      <w:proofErr w:type="spellEnd"/>
+      <w:r>
+        <w:rPr>
+          <w:lang w:val="en-US"/>
+        </w:rPr>
+        <w:t xml:space="preserve"> non </w:t>
+      </w:r>
+      <w:proofErr w:type="spellStart"/>
+      <w:r>
+        <w:rPr>
+          <w:lang w:val="en-US"/>
+        </w:rPr>
+        <w:t>proident</w:t>
+      </w:r>
+      <w:proofErr w:type="spellEnd"/>
+      <w:r>
+        <w:rPr>
+          <w:lang w:val="en-US"/>
+        </w:rPr>
+        <w:t xml:space="preserve">, sunt in culpa qui </w:t>
+      </w:r>
+      <w:proofErr w:type="spellStart"/>
+      <w:r>
+        <w:rPr>
+          <w:lang w:val="en-US"/>
+        </w:rPr>
+        <w:t>officia</w:t>
+      </w:r>
+      <w:proofErr w:type="spellEnd"/>
+      <w:r>
+        <w:rPr>
+          <w:lang w:val="en-US"/>
+        </w:rPr>
+        <w:t xml:space="preserve"> </w:t>
+      </w:r>
+      <w:proofErr w:type="spellStart"/>
+      <w:r>
+        <w:rPr>
+          <w:lang w:val="en-US"/>
+        </w:rPr>
+        <w:t>deserunt</w:t>
+      </w:r>
+      <w:proofErr w:type="spellEnd"/>
+      <w:r>
+        <w:rPr>
+          <w:lang w:val="en-US"/>
+        </w:rPr>
+        <w:t xml:space="preserve"> </w:t>
+      </w:r>
+      <w:proofErr w:type="spellStart"/>
+      <w:r>
+        <w:rPr>
+          <w:lang w:val="en-US"/>
+        </w:rPr>
+        <w:t>mollit</w:t>
+      </w:r>
+      <w:proofErr w:type="spellEnd"/>
+      <w:r>
+        <w:rPr>
+          <w:lang w:val="en-US"/>
+        </w:rPr>
+        <w:t xml:space="preserve"> </w:t>
+      </w:r>
+      <w:proofErr w:type="spellStart"/>
+      <w:r>
+        <w:rPr>
+          <w:lang w:val="en-US"/>
+        </w:rPr>
+        <w:t>anim</w:t>
+      </w:r>
+      <w:proofErr w:type="spellEnd"/>
+      <w:r>
+        <w:rPr>
+          <w:lang w:val="en-US"/>
+        </w:rPr>
+        <w:t xml:space="preserve"> id </w:t>
+      </w:r>
+      <w:proofErr w:type="spellStart"/>
+      <w:r>
+        <w:rPr>
+          <w:lang w:val="en-US"/>
+        </w:rPr>
+        <w:t>est</w:t>
+      </w:r>
+      <w:proofErr w:type="spellEnd"/>
+      <w:r>
+        <w:rPr>
+          <w:lang w:val="en-US"/>
+        </w:rPr>
+        <w:t xml:space="preserve"> </w:t>
+      </w:r>
+      <w:proofErr w:type="spellStart"/>
+      <w:r>
+        <w:rPr>
+          <w:lang w:val="en-US"/>
+        </w:rPr>
+        <w:t>laborum</w:t>
+      </w:r>
+      <w:proofErr w:type="spellEnd"/>
+      <w:r>
+        <w:rPr>
+          <w:lang w:val="en-US"/>
+        </w:rPr>
+        <w:t>.</w:t>
       </w:r>
     </w:p>
     <w:p>
@@ -569,7 +2018,7 @@
                     <pic:cNvPicPr preferRelativeResize="0"/>
                   </pic:nvPicPr>
                   <pic:blipFill>
-                    <a:blip r:embed="rId5"/>
+                    <a:blip r:embed="rId6"/>
                     <a:srcRect/>
                     <a:stretch>
                       <a:fillRect/>
@@ -610,7 +2059,133 @@
         <w:rPr>
           <w:lang w:val="en-US"/>
         </w:rPr>
-        <w:t xml:space="preserve">Lorem ipsum dolor sit amet, consectetur adipiscing elit, sed do eiusmod tempor incididunt ut labore et dolore magna aliqua. </w:t>
+        <w:t xml:space="preserve">Lorem ipsum dolor sit </w:t>
+      </w:r>
+      <w:proofErr w:type="spellStart"/>
+      <w:r>
+        <w:rPr>
+          <w:lang w:val="en-US"/>
+        </w:rPr>
+        <w:t>amet</w:t>
+      </w:r>
+      <w:proofErr w:type="spellEnd"/>
+      <w:r>
+        <w:rPr>
+          <w:lang w:val="en-US"/>
+        </w:rPr>
+        <w:t xml:space="preserve">, </w:t>
+      </w:r>
+      <w:proofErr w:type="spellStart"/>
+      <w:r>
+        <w:rPr>
+          <w:lang w:val="en-US"/>
+        </w:rPr>
+        <w:t>consectetur</w:t>
+      </w:r>
+      <w:proofErr w:type="spellEnd"/>
+      <w:r>
+        <w:rPr>
+          <w:lang w:val="en-US"/>
+        </w:rPr>
+        <w:t xml:space="preserve"> </w:t>
+      </w:r>
+      <w:proofErr w:type="spellStart"/>
+      <w:r>
+        <w:rPr>
+          <w:lang w:val="en-US"/>
+        </w:rPr>
+        <w:t>adipiscing</w:t>
+      </w:r>
+      <w:proofErr w:type="spellEnd"/>
+      <w:r>
+        <w:rPr>
+          <w:lang w:val="en-US"/>
+        </w:rPr>
+        <w:t xml:space="preserve"> </w:t>
+      </w:r>
+      <w:proofErr w:type="spellStart"/>
+      <w:r>
+        <w:rPr>
+          <w:lang w:val="en-US"/>
+        </w:rPr>
+        <w:t>elit</w:t>
+      </w:r>
+      <w:proofErr w:type="spellEnd"/>
+      <w:r>
+        <w:rPr>
+          <w:lang w:val="en-US"/>
+        </w:rPr>
+        <w:t xml:space="preserve">, sed do </w:t>
+      </w:r>
+      <w:proofErr w:type="spellStart"/>
+      <w:r>
+        <w:rPr>
+          <w:lang w:val="en-US"/>
+        </w:rPr>
+        <w:t>eiusmod</w:t>
+      </w:r>
+      <w:proofErr w:type="spellEnd"/>
+      <w:r>
+        <w:rPr>
+          <w:lang w:val="en-US"/>
+        </w:rPr>
+        <w:t xml:space="preserve"> </w:t>
+      </w:r>
+      <w:proofErr w:type="spellStart"/>
+      <w:r>
+        <w:rPr>
+          <w:lang w:val="en-US"/>
+        </w:rPr>
+        <w:t>tempor</w:t>
+      </w:r>
+      <w:proofErr w:type="spellEnd"/>
+      <w:r>
+        <w:rPr>
+          <w:lang w:val="en-US"/>
+        </w:rPr>
+        <w:t xml:space="preserve"> </w:t>
+      </w:r>
+      <w:proofErr w:type="spellStart"/>
+      <w:r>
+        <w:rPr>
+          <w:lang w:val="en-US"/>
+        </w:rPr>
+        <w:t>incididunt</w:t>
+      </w:r>
+      <w:proofErr w:type="spellEnd"/>
+      <w:r>
+        <w:rPr>
+          <w:lang w:val="en-US"/>
+        </w:rPr>
+        <w:t xml:space="preserve"> </w:t>
+      </w:r>
+      <w:proofErr w:type="spellStart"/>
+      <w:r>
+        <w:rPr>
+          <w:lang w:val="en-US"/>
+        </w:rPr>
+        <w:t>ut</w:t>
+      </w:r>
+      <w:proofErr w:type="spellEnd"/>
+      <w:r>
+        <w:rPr>
+          <w:lang w:val="en-US"/>
+        </w:rPr>
+        <w:t xml:space="preserve"> labore et dolore magna </w:t>
+      </w:r>
+      <w:proofErr w:type="spellStart"/>
+      <w:r>
+        <w:rPr>
+          <w:lang w:val="en-US"/>
+        </w:rPr>
+        <w:t>aliqua</w:t>
+      </w:r>
+      <w:proofErr w:type="spellEnd"/>
+      <w:r>
+        <w:rPr>
+          <w:lang w:val="en-US"/>
+        </w:rPr>
+        <w:t xml:space="preserve">. </w:t>
       </w:r>
       <w:r>
         <w:rPr>
@@ -622,7 +2197,315 @@
         <w:rPr>
           <w:lang w:val="en-US"/>
         </w:rPr>
-        <w:t>Duis aute irure dolor in reprehenderit in voluptate velit esse cillum dolore eu fugiat nulla pariatur. Excepteur sint occaecat cupidatat non proident, sunt in culpa qui officia deserunt mollit anim id est laborum.</w:t>
+        <w:t xml:space="preserve">Duis </w:t>
+      </w:r>
+      <w:proofErr w:type="spellStart"/>
+      <w:r>
+        <w:rPr>
+          <w:lang w:val="en-US"/>
+        </w:rPr>
+        <w:t>aute</w:t>
+      </w:r>
+      <w:proofErr w:type="spellEnd"/>
+      <w:r>
+        <w:rPr>
+          <w:lang w:val="en-US"/>
+        </w:rPr>
+        <w:t xml:space="preserve"> </w:t>
+      </w:r>
+      <w:proofErr w:type="spellStart"/>
+      <w:r>
+        <w:rPr>
+          <w:lang w:val="en-US"/>
+        </w:rPr>
+        <w:t>irure</w:t>
+      </w:r>
+      <w:proofErr w:type="spellEnd"/>
+      <w:r>
+        <w:rPr>
+          <w:lang w:val="en-US"/>
+        </w:rPr>
+        <w:t xml:space="preserve"> dolor in </w:t>
+      </w:r>
+      <w:proofErr w:type="spellStart"/>
+      <w:r>
+        <w:rPr>
+          <w:lang w:val="en-US"/>
+        </w:rPr>
+        <w:t>reprehenderit</w:t>
+      </w:r>
+      <w:proofErr w:type="spellEnd"/>
+      <w:r>
+        <w:rPr>
+          <w:lang w:val="en-US"/>
+        </w:rPr>
+        <w:t xml:space="preserve"> in </w:t>
+      </w:r>
+      <w:proofErr w:type="spellStart"/>
+      <w:r>
+        <w:rPr>
+          <w:lang w:val="en-US"/>
+        </w:rPr>
+        <w:t>voluptate</w:t>
+      </w:r>
+      <w:proofErr w:type="spellEnd"/>
+      <w:r>
+        <w:rPr>
+          <w:lang w:val="en-US"/>
+        </w:rPr>
+        <w:t xml:space="preserve"> </w:t>
+      </w:r>
+      <w:proofErr w:type="spellStart"/>
+      <w:r>
+        <w:rPr>
+          <w:lang w:val="en-US"/>
+        </w:rPr>
+        <w:t>velit</w:t>
+      </w:r>
+      <w:proofErr w:type="spellEnd"/>
+      <w:r>
+        <w:rPr>
+          <w:lang w:val="en-US"/>
+        </w:rPr>
+        <w:t xml:space="preserve"> </w:t>
+      </w:r>
+      <w:proofErr w:type="spellStart"/>
+      <w:r>
+        <w:rPr>
+          <w:lang w:val="en-US"/>
+        </w:rPr>
+        <w:t>esse</w:t>
+      </w:r>
+      <w:proofErr w:type="spellEnd"/>
+      <w:r>
+        <w:rPr>
+          <w:lang w:val="en-US"/>
+        </w:rPr>
+        <w:t xml:space="preserve"> </w:t>
+      </w:r>
+      <w:proofErr w:type="spellStart"/>
+      <w:r>
+        <w:rPr>
+          <w:lang w:val="en-US"/>
+        </w:rPr>
+        <w:t>cillum</w:t>
+      </w:r>
+      <w:proofErr w:type="spellEnd"/>
+      <w:r>
+        <w:rPr>
+          <w:lang w:val="en-US"/>
+        </w:rPr>
+        <w:t xml:space="preserve"> dolore </w:t>
+      </w:r>
+      <w:proofErr w:type="spellStart"/>
+      <w:r>
+        <w:rPr>
+          <w:lang w:val="en-US"/>
+        </w:rPr>
+        <w:t>eu</w:t>
+      </w:r>
+      <w:proofErr w:type="spellEnd"/>
+      <w:r>
+        <w:rPr>
+          <w:lang w:val="en-US"/>
+        </w:rPr>
+        <w:t xml:space="preserve"> </w:t>
+      </w:r>
+      <w:proofErr w:type="spellStart"/>
+      <w:r>
+        <w:rPr>
+          <w:lang w:val="en-US"/>
+        </w:rPr>
+        <w:t>fugiat</w:t>
+      </w:r>
+      <w:proofErr w:type="spellEnd"/>
+      <w:r>
+        <w:rPr>
+          <w:lang w:val="en-US"/>
+        </w:rPr>
+        <w:t xml:space="preserve"> </w:t>
+      </w:r>
+      <w:proofErr w:type="spellStart"/>
+      <w:r>
+        <w:rPr>
+          <w:lang w:val="en-US"/>
+        </w:rPr>
+        <w:t>nulla</w:t>
+      </w:r>
+      <w:proofErr w:type="spellEnd"/>
+      <w:r>
+        <w:rPr>
+          <w:lang w:val="en-US"/>
+        </w:rPr>
+        <w:t xml:space="preserve"> </w:t>
+      </w:r>
+      <w:proofErr w:type="spellStart"/>
+      <w:r>
+        <w:rPr>
+          <w:lang w:val="en-US"/>
+        </w:rPr>
+        <w:t>pariatur</w:t>
+      </w:r>
+      <w:proofErr w:type="spellEnd"/>
+      <w:r>
+        <w:rPr>
+          <w:lang w:val="en-US"/>
+        </w:rPr>
+        <w:t xml:space="preserve">. </w:t>
+      </w:r>
+      <w:proofErr w:type="spellStart"/>
+      <w:r>
+        <w:rPr>
+          <w:lang w:val="en-US"/>
+        </w:rPr>
+        <w:t>Excepteur</w:t>
+      </w:r>
+      <w:proofErr w:type="spellEnd"/>
+      <w:r>
+        <w:rPr>
+          <w:lang w:val="en-US"/>
+        </w:rPr>
+        <w:t xml:space="preserve"> </w:t>
+      </w:r>
+      <w:proofErr w:type="spellStart"/>
+      <w:r>
+        <w:rPr>
+          <w:lang w:val="en-US"/>
+        </w:rPr>
+        <w:t>sint</w:t>
+      </w:r>
+      <w:proofErr w:type="spellEnd"/>
+      <w:r>
+        <w:rPr>
+          <w:lang w:val="en-US"/>
+        </w:rPr>
+        <w:t xml:space="preserve"> </w:t>
+      </w:r>
+      <w:proofErr w:type="spellStart"/>
+      <w:r>
+        <w:rPr>
+          <w:lang w:val="en-US"/>
+        </w:rPr>
+        <w:t>occaecat</w:t>
+      </w:r>
+      <w:proofErr w:type="spellEnd"/>
+      <w:r>
+        <w:rPr>
+          <w:lang w:val="en-US"/>
+        </w:rPr>
+        <w:t xml:space="preserve"> </w:t>
+      </w:r>
+      <w:proofErr w:type="spellStart"/>
+      <w:r>
+        <w:rPr>
+          <w:lang w:val="en-US"/>
+        </w:rPr>
+        <w:t>cupidatat</w:t>
+      </w:r>
+      <w:proofErr w:type="spellEnd"/>
+      <w:r>
+        <w:rPr>
+          <w:lang w:val="en-US"/>
+        </w:rPr>
+        <w:t xml:space="preserve"> non </w:t>
+      </w:r>
+      <w:proofErr w:type="spellStart"/>
+      <w:r>
+        <w:rPr>
+          <w:lang w:val="en-US"/>
+        </w:rPr>
+        <w:t>proident</w:t>
+      </w:r>
+      <w:proofErr w:type="spellEnd"/>
+      <w:r>
+        <w:rPr>
+          <w:lang w:val="en-US"/>
+        </w:rPr>
+        <w:t xml:space="preserve">, sunt in culpa qui </w:t>
+      </w:r>
+      <w:proofErr w:type="spellStart"/>
+      <w:r>
+        <w:rPr>
+          <w:lang w:val="en-US"/>
+        </w:rPr>
+        <w:t>officia</w:t>
+      </w:r>
+      <w:proofErr w:type="spellEnd"/>
+      <w:r>
+        <w:rPr>
+          <w:lang w:val="en-US"/>
+        </w:rPr>
+        <w:t xml:space="preserve"> </w:t>
+      </w:r>
+      <w:proofErr w:type="spellStart"/>
+      <w:r>
+        <w:rPr>
+          <w:lang w:val="en-US"/>
+        </w:rPr>
+        <w:t>deserunt</w:t>
+      </w:r>
+      <w:proofErr w:type="spellEnd"/>
+      <w:r>
+        <w:rPr>
+          <w:lang w:val="en-US"/>
+        </w:rPr>
+        <w:t xml:space="preserve"> </w:t>
+      </w:r>
+      <w:proofErr w:type="spellStart"/>
+      <w:r>
+        <w:rPr>
+          <w:lang w:val="en-US"/>
+        </w:rPr>
+        <w:t>mollit</w:t>
+      </w:r>
+      <w:proofErr w:type="spellEnd"/>
+      <w:r>
+        <w:rPr>
+          <w:lang w:val="en-US"/>
+        </w:rPr>
+        <w:t xml:space="preserve"> </w:t>
+      </w:r>
+      <w:proofErr w:type="spellStart"/>
+      <w:r>
+        <w:rPr>
+          <w:lang w:val="en-US"/>
+        </w:rPr>
+        <w:t>anim</w:t>
+      </w:r>
+      <w:proofErr w:type="spellEnd"/>
+      <w:r>
+        <w:rPr>
+          <w:lang w:val="en-US"/>
+        </w:rPr>
+        <w:t xml:space="preserve"> id </w:t>
+      </w:r>
+      <w:proofErr w:type="spellStart"/>
+      <w:r>
+        <w:rPr>
+          <w:lang w:val="en-US"/>
+        </w:rPr>
+        <w:t>est</w:t>
+      </w:r>
+      <w:proofErr w:type="spellEnd"/>
+      <w:r>
+        <w:rPr>
+          <w:lang w:val="en-US"/>
+        </w:rPr>
+        <w:t xml:space="preserve"> </w:t>
+      </w:r>
+      <w:proofErr w:type="spellStart"/>
+      <w:r>
+        <w:rPr>
+          <w:lang w:val="en-US"/>
+        </w:rPr>
+        <w:t>laborum</w:t>
+      </w:r>
+      <w:proofErr w:type="spellEnd"/>
+      <w:r>
+        <w:rPr>
+          <w:lang w:val="en-US"/>
+        </w:rPr>
+        <w:t>.</w:t>
       </w:r>
     </w:p>
     <w:p>
@@ -678,7 +2561,7 @@
                     <pic:cNvPicPr preferRelativeResize="0"/>
                   </pic:nvPicPr>
                   <pic:blipFill>
-                    <a:blip r:embed="rId5"/>
+                    <a:blip r:embed="rId6"/>
                     <a:srcRect/>
                     <a:stretch>
                       <a:fillRect/>
@@ -719,7 +2602,595 @@
         <w:rPr>
           <w:lang w:val="en-US"/>
         </w:rPr>
-        <w:t>Lorem ipsum dolor sit amet, consectetur adipiscing elit, sed do eiusmod tempor incididunt ut labore et dolore magna aliqua. Ut enim ad minim veniam, quis nostrud exercitation ullamco laboris nisi ut aliquip ex ea commodo consequat. Duis aute irure dolor in reprehenderit in voluptate velit esse cillum dolore eu fugiat nulla pariatur. Excepteur sint occaecat cupidatat non proident, sunt in culpa qui officia deserunt mollit anim id est laborum.</w:t>
+        <w:t xml:space="preserve">Lorem ipsum dolor sit </w:t>
+      </w:r>
+      <w:proofErr w:type="spellStart"/>
+      <w:r>
+        <w:rPr>
+          <w:lang w:val="en-US"/>
+        </w:rPr>
+        <w:t>amet</w:t>
+      </w:r>
+      <w:proofErr w:type="spellEnd"/>
+      <w:r>
+        <w:rPr>
+          <w:lang w:val="en-US"/>
+        </w:rPr>
+        <w:t xml:space="preserve">, </w:t>
+      </w:r>
+      <w:proofErr w:type="spellStart"/>
+      <w:r>
+        <w:rPr>
+          <w:lang w:val="en-US"/>
+        </w:rPr>
+        <w:t>consectetur</w:t>
+      </w:r>
+      <w:proofErr w:type="spellEnd"/>
+      <w:r>
+        <w:rPr>
+          <w:lang w:val="en-US"/>
+        </w:rPr>
+        <w:t xml:space="preserve"> </w:t>
+      </w:r>
+      <w:proofErr w:type="spellStart"/>
+      <w:r>
+        <w:rPr>
+          <w:lang w:val="en-US"/>
+        </w:rPr>
+        <w:t>adipiscing</w:t>
+      </w:r>
+      <w:proofErr w:type="spellEnd"/>
+      <w:r>
+        <w:rPr>
+          <w:lang w:val="en-US"/>
+        </w:rPr>
+        <w:t xml:space="preserve"> </w:t>
+      </w:r>
+      <w:proofErr w:type="spellStart"/>
+      <w:r>
+        <w:rPr>
+          <w:lang w:val="en-US"/>
+        </w:rPr>
+        <w:t>elit</w:t>
+      </w:r>
+      <w:proofErr w:type="spellEnd"/>
+      <w:r>
+        <w:rPr>
+          <w:lang w:val="en-US"/>
+        </w:rPr>
+        <w:t xml:space="preserve">, sed do </w:t>
+      </w:r>
+      <w:proofErr w:type="spellStart"/>
+      <w:r>
+        <w:rPr>
+          <w:lang w:val="en-US"/>
+        </w:rPr>
+        <w:t>eiusmod</w:t>
+      </w:r>
+      <w:proofErr w:type="spellEnd"/>
+      <w:r>
+        <w:rPr>
+          <w:lang w:val="en-US"/>
+        </w:rPr>
+        <w:t xml:space="preserve"> </w:t>
+      </w:r>
+      <w:proofErr w:type="spellStart"/>
+      <w:r>
+        <w:rPr>
+          <w:lang w:val="en-US"/>
+        </w:rPr>
+        <w:t>tempor</w:t>
+      </w:r>
+      <w:proofErr w:type="spellEnd"/>
+      <w:r>
+        <w:rPr>
+          <w:lang w:val="en-US"/>
+        </w:rPr>
+        <w:t xml:space="preserve"> </w:t>
+      </w:r>
+      <w:proofErr w:type="spellStart"/>
+      <w:r>
+        <w:rPr>
+          <w:lang w:val="en-US"/>
+        </w:rPr>
+        <w:t>incididunt</w:t>
+      </w:r>
+      <w:proofErr w:type="spellEnd"/>
+      <w:r>
+        <w:rPr>
+          <w:lang w:val="en-US"/>
+        </w:rPr>
+        <w:t xml:space="preserve"> </w:t>
+      </w:r>
+      <w:proofErr w:type="spellStart"/>
+      <w:r>
+        <w:rPr>
+          <w:lang w:val="en-US"/>
+        </w:rPr>
+        <w:t>ut</w:t>
+      </w:r>
+      <w:proofErr w:type="spellEnd"/>
+      <w:r>
+        <w:rPr>
+          <w:lang w:val="en-US"/>
+        </w:rPr>
+        <w:t xml:space="preserve"> labore et dolore magna </w:t>
+      </w:r>
+      <w:proofErr w:type="spellStart"/>
+      <w:r>
+        <w:rPr>
+          <w:lang w:val="en-US"/>
+        </w:rPr>
+        <w:t>aliqua</w:t>
+      </w:r>
+      <w:proofErr w:type="spellEnd"/>
+      <w:r>
+        <w:rPr>
+          <w:lang w:val="en-US"/>
+        </w:rPr>
+        <w:t xml:space="preserve">. Ut </w:t>
+      </w:r>
+      <w:proofErr w:type="spellStart"/>
+      <w:r>
+        <w:rPr>
+          <w:lang w:val="en-US"/>
+        </w:rPr>
+        <w:t>enim</w:t>
+      </w:r>
+      <w:proofErr w:type="spellEnd"/>
+      <w:r>
+        <w:rPr>
+          <w:lang w:val="en-US"/>
+        </w:rPr>
+        <w:t xml:space="preserve"> ad minim </w:t>
+      </w:r>
+      <w:proofErr w:type="spellStart"/>
+      <w:r>
+        <w:rPr>
+          <w:lang w:val="en-US"/>
+        </w:rPr>
+        <w:t>veniam</w:t>
+      </w:r>
+      <w:proofErr w:type="spellEnd"/>
+      <w:r>
+        <w:rPr>
+          <w:lang w:val="en-US"/>
+        </w:rPr>
+        <w:t xml:space="preserve">, </w:t>
+      </w:r>
+      <w:proofErr w:type="spellStart"/>
+      <w:r>
+        <w:rPr>
+          <w:lang w:val="en-US"/>
+        </w:rPr>
+        <w:t>quis</w:t>
+      </w:r>
+      <w:proofErr w:type="spellEnd"/>
+      <w:r>
+        <w:rPr>
+          <w:lang w:val="en-US"/>
+        </w:rPr>
+        <w:t xml:space="preserve"> </w:t>
+      </w:r>
+      <w:proofErr w:type="spellStart"/>
+      <w:r>
+        <w:rPr>
+          <w:lang w:val="en-US"/>
+        </w:rPr>
+        <w:t>nostrud</w:t>
+      </w:r>
+      <w:proofErr w:type="spellEnd"/>
+      <w:r>
+        <w:rPr>
+          <w:lang w:val="en-US"/>
+        </w:rPr>
+        <w:t xml:space="preserve"> exercitation </w:t>
+      </w:r>
+      <w:proofErr w:type="spellStart"/>
+      <w:r>
+        <w:rPr>
+          <w:lang w:val="en-US"/>
+        </w:rPr>
+        <w:t>ullamco</w:t>
+      </w:r>
+      <w:proofErr w:type="spellEnd"/>
+      <w:r>
+        <w:rPr>
+          <w:lang w:val="en-US"/>
+        </w:rPr>
+        <w:t xml:space="preserve"> </w:t>
+      </w:r>
+      <w:proofErr w:type="spellStart"/>
+      <w:r>
+        <w:rPr>
+          <w:lang w:val="en-US"/>
+        </w:rPr>
+        <w:t>laboris</w:t>
+      </w:r>
+      <w:proofErr w:type="spellEnd"/>
+      <w:r>
+        <w:rPr>
+          <w:lang w:val="en-US"/>
+        </w:rPr>
+        <w:t xml:space="preserve"> nisi </w:t>
+      </w:r>
+      <w:proofErr w:type="spellStart"/>
+      <w:r>
+        <w:rPr>
+          <w:lang w:val="en-US"/>
+        </w:rPr>
+        <w:t>ut</w:t>
+      </w:r>
+      <w:proofErr w:type="spellEnd"/>
+      <w:r>
+        <w:rPr>
+          <w:lang w:val="en-US"/>
+        </w:rPr>
+        <w:t xml:space="preserve"> </w:t>
+      </w:r>
+      <w:proofErr w:type="spellStart"/>
+      <w:r>
+        <w:rPr>
+          <w:lang w:val="en-US"/>
+        </w:rPr>
+        <w:t>aliquip</w:t>
+      </w:r>
+      <w:proofErr w:type="spellEnd"/>
+      <w:r>
+        <w:rPr>
+          <w:lang w:val="en-US"/>
+        </w:rPr>
+        <w:t xml:space="preserve"> ex </w:t>
+      </w:r>
+      <w:proofErr w:type="spellStart"/>
+      <w:r>
+        <w:rPr>
+          <w:lang w:val="en-US"/>
+        </w:rPr>
+        <w:t>ea</w:t>
+      </w:r>
+      <w:proofErr w:type="spellEnd"/>
+      <w:r>
+        <w:rPr>
+          <w:lang w:val="en-US"/>
+        </w:rPr>
+        <w:t xml:space="preserve"> </w:t>
+      </w:r>
+      <w:proofErr w:type="spellStart"/>
+      <w:r>
+        <w:rPr>
+          <w:lang w:val="en-US"/>
+        </w:rPr>
+        <w:t>commodo</w:t>
+      </w:r>
+      <w:proofErr w:type="spellEnd"/>
+      <w:r>
+        <w:rPr>
+          <w:lang w:val="en-US"/>
+        </w:rPr>
+        <w:t xml:space="preserve"> </w:t>
+      </w:r>
+      <w:proofErr w:type="spellStart"/>
+      <w:r>
+        <w:rPr>
+          <w:lang w:val="en-US"/>
+        </w:rPr>
+        <w:t>consequat</w:t>
+      </w:r>
+      <w:proofErr w:type="spellEnd"/>
+      <w:r>
+        <w:rPr>
+          <w:lang w:val="en-US"/>
+        </w:rPr>
+        <w:t xml:space="preserve">. Duis </w:t>
+      </w:r>
+      <w:proofErr w:type="spellStart"/>
+      <w:r>
+        <w:rPr>
+          <w:lang w:val="en-US"/>
+        </w:rPr>
+        <w:t>aute</w:t>
+      </w:r>
+      <w:proofErr w:type="spellEnd"/>
+      <w:r>
+        <w:rPr>
+          <w:lang w:val="en-US"/>
+        </w:rPr>
+        <w:t xml:space="preserve"> </w:t>
+      </w:r>
+      <w:proofErr w:type="spellStart"/>
+      <w:r>
+        <w:rPr>
+          <w:lang w:val="en-US"/>
+        </w:rPr>
+        <w:t>irure</w:t>
+      </w:r>
+      <w:proofErr w:type="spellEnd"/>
+      <w:r>
+        <w:rPr>
+          <w:lang w:val="en-US"/>
+        </w:rPr>
+        <w:t xml:space="preserve"> dolor in </w:t>
+      </w:r>
+      <w:proofErr w:type="spellStart"/>
+      <w:r>
+        <w:rPr>
+          <w:lang w:val="en-US"/>
+        </w:rPr>
+        <w:t>reprehenderit</w:t>
+      </w:r>
+      <w:proofErr w:type="spellEnd"/>
+      <w:r>
+        <w:rPr>
+          <w:lang w:val="en-US"/>
+        </w:rPr>
+        <w:t xml:space="preserve"> in </w:t>
+      </w:r>
+      <w:proofErr w:type="spellStart"/>
+      <w:r>
+        <w:rPr>
+          <w:lang w:val="en-US"/>
+        </w:rPr>
+        <w:t>voluptate</w:t>
+      </w:r>
+      <w:proofErr w:type="spellEnd"/>
+      <w:r>
+        <w:rPr>
+          <w:lang w:val="en-US"/>
+        </w:rPr>
+        <w:t xml:space="preserve"> </w:t>
+      </w:r>
+      <w:proofErr w:type="spellStart"/>
+      <w:r>
+        <w:rPr>
+          <w:lang w:val="en-US"/>
+        </w:rPr>
+        <w:t>velit</w:t>
+      </w:r>
+      <w:proofErr w:type="spellEnd"/>
+      <w:r>
+        <w:rPr>
+          <w:lang w:val="en-US"/>
+        </w:rPr>
+        <w:t xml:space="preserve"> </w:t>
+      </w:r>
+      <w:proofErr w:type="spellStart"/>
+      <w:r>
+        <w:rPr>
+          <w:lang w:val="en-US"/>
+        </w:rPr>
+        <w:t>esse</w:t>
+      </w:r>
+      <w:proofErr w:type="spellEnd"/>
+      <w:r>
+        <w:rPr>
+          <w:lang w:val="en-US"/>
+        </w:rPr>
+        <w:t xml:space="preserve"> </w:t>
+      </w:r>
+      <w:proofErr w:type="spellStart"/>
+      <w:r>
+        <w:rPr>
+          <w:lang w:val="en-US"/>
+        </w:rPr>
+        <w:t>cillum</w:t>
+      </w:r>
+      <w:proofErr w:type="spellEnd"/>
+      <w:r>
+        <w:rPr>
+          <w:lang w:val="en-US"/>
+        </w:rPr>
+        <w:t xml:space="preserve"> dolore </w:t>
+      </w:r>
+      <w:proofErr w:type="spellStart"/>
+      <w:r>
+        <w:rPr>
+          <w:lang w:val="en-US"/>
+        </w:rPr>
+        <w:t>eu</w:t>
+      </w:r>
+      <w:proofErr w:type="spellEnd"/>
+      <w:r>
+        <w:rPr>
+          <w:lang w:val="en-US"/>
+        </w:rPr>
+        <w:t xml:space="preserve"> </w:t>
+      </w:r>
+      <w:proofErr w:type="spellStart"/>
+      <w:r>
+        <w:rPr>
+          <w:lang w:val="en-US"/>
+        </w:rPr>
+        <w:t>fugiat</w:t>
+      </w:r>
+      <w:proofErr w:type="spellEnd"/>
+      <w:r>
+        <w:rPr>
+          <w:lang w:val="en-US"/>
+        </w:rPr>
+        <w:t xml:space="preserve"> </w:t>
+      </w:r>
+      <w:proofErr w:type="spellStart"/>
+      <w:r>
+        <w:rPr>
+          <w:lang w:val="en-US"/>
+        </w:rPr>
+        <w:t>nulla</w:t>
+      </w:r>
+      <w:proofErr w:type="spellEnd"/>
+      <w:r>
+        <w:rPr>
+          <w:lang w:val="en-US"/>
+        </w:rPr>
+        <w:t xml:space="preserve"> </w:t>
+      </w:r>
+      <w:proofErr w:type="spellStart"/>
+      <w:r>
+        <w:rPr>
+          <w:lang w:val="en-US"/>
+        </w:rPr>
+        <w:t>pariatur</w:t>
+      </w:r>
+      <w:proofErr w:type="spellEnd"/>
+      <w:r>
+        <w:rPr>
+          <w:lang w:val="en-US"/>
+        </w:rPr>
+        <w:t xml:space="preserve">. </w:t>
+      </w:r>
+      <w:proofErr w:type="spellStart"/>
+      <w:r>
+        <w:rPr>
+          <w:lang w:val="en-US"/>
+        </w:rPr>
+        <w:t>Excepteur</w:t>
+      </w:r>
+      <w:proofErr w:type="spellEnd"/>
+      <w:r>
+        <w:rPr>
+          <w:lang w:val="en-US"/>
+        </w:rPr>
+        <w:t xml:space="preserve"> </w:t>
+      </w:r>
+      <w:proofErr w:type="spellStart"/>
+      <w:r>
+        <w:rPr>
+          <w:lang w:val="en-US"/>
+        </w:rPr>
+        <w:t>sint</w:t>
+      </w:r>
+      <w:proofErr w:type="spellEnd"/>
+      <w:r>
+        <w:rPr>
+          <w:lang w:val="en-US"/>
+        </w:rPr>
+        <w:t xml:space="preserve"> </w:t>
+      </w:r>
+      <w:proofErr w:type="spellStart"/>
+      <w:r>
+        <w:rPr>
+          <w:lang w:val="en-US"/>
+        </w:rPr>
+        <w:t>occaecat</w:t>
+      </w:r>
+      <w:proofErr w:type="spellEnd"/>
+      <w:r>
+        <w:rPr>
+          <w:lang w:val="en-US"/>
+        </w:rPr>
+        <w:t xml:space="preserve"> </w:t>
+      </w:r>
+      <w:proofErr w:type="spellStart"/>
+      <w:r>
+        <w:rPr>
+          <w:lang w:val="en-US"/>
+        </w:rPr>
+        <w:t>cupidatat</w:t>
+      </w:r>
+      <w:proofErr w:type="spellEnd"/>
+      <w:r>
+        <w:rPr>
+          <w:lang w:val="en-US"/>
+        </w:rPr>
+        <w:t xml:space="preserve"> non </w:t>
+      </w:r>
+      <w:proofErr w:type="spellStart"/>
+      <w:r>
+        <w:rPr>
+          <w:lang w:val="en-US"/>
+        </w:rPr>
+        <w:t>proident</w:t>
+      </w:r>
+      <w:proofErr w:type="spellEnd"/>
+      <w:r>
+        <w:rPr>
+          <w:lang w:val="en-US"/>
+        </w:rPr>
+        <w:t xml:space="preserve">, sunt in culpa qui </w:t>
+      </w:r>
+      <w:proofErr w:type="spellStart"/>
+      <w:r>
+        <w:rPr>
+          <w:lang w:val="en-US"/>
+        </w:rPr>
+        <w:t>officia</w:t>
+      </w:r>
+      <w:proofErr w:type="spellEnd"/>
+      <w:r>
+        <w:rPr>
+          <w:lang w:val="en-US"/>
+        </w:rPr>
+        <w:t xml:space="preserve"> </w:t>
+      </w:r>
+      <w:proofErr w:type="spellStart"/>
+      <w:r>
+        <w:rPr>
+          <w:lang w:val="en-US"/>
+        </w:rPr>
+        <w:t>deserunt</w:t>
+      </w:r>
+      <w:proofErr w:type="spellEnd"/>
+      <w:r>
+        <w:rPr>
+          <w:lang w:val="en-US"/>
+        </w:rPr>
+        <w:t xml:space="preserve"> </w:t>
+      </w:r>
+      <w:proofErr w:type="spellStart"/>
+      <w:r>
+        <w:rPr>
+          <w:lang w:val="en-US"/>
+        </w:rPr>
+        <w:t>mollit</w:t>
+      </w:r>
+      <w:proofErr w:type="spellEnd"/>
+      <w:r>
+        <w:rPr>
+          <w:lang w:val="en-US"/>
+        </w:rPr>
+        <w:t xml:space="preserve"> </w:t>
+      </w:r>
+      <w:proofErr w:type="spellStart"/>
+      <w:r>
+        <w:rPr>
+          <w:lang w:val="en-US"/>
+        </w:rPr>
+        <w:t>anim</w:t>
+      </w:r>
+      <w:proofErr w:type="spellEnd"/>
+      <w:r>
+        <w:rPr>
+          <w:lang w:val="en-US"/>
+        </w:rPr>
+        <w:t xml:space="preserve"> id </w:t>
+      </w:r>
+      <w:proofErr w:type="spellStart"/>
+      <w:r>
+        <w:rPr>
+          <w:lang w:val="en-US"/>
+        </w:rPr>
+        <w:t>est</w:t>
+      </w:r>
+      <w:proofErr w:type="spellEnd"/>
+      <w:r>
+        <w:rPr>
+          <w:lang w:val="en-US"/>
+        </w:rPr>
+        <w:t xml:space="preserve"> </w:t>
+      </w:r>
+      <w:proofErr w:type="spellStart"/>
+      <w:r>
+        <w:rPr>
+          <w:lang w:val="en-US"/>
+        </w:rPr>
+        <w:t>laborum</w:t>
+      </w:r>
+      <w:proofErr w:type="spellEnd"/>
+      <w:r>
+        <w:rPr>
+          <w:lang w:val="en-US"/>
+        </w:rPr>
+        <w:t>.</w:t>
       </w:r>
     </w:p>
     <w:p/>
@@ -746,7 +3217,7 @@
                     <pic:cNvPicPr preferRelativeResize="0"/>
                   </pic:nvPicPr>
                   <pic:blipFill>
-                    <a:blip r:embed="rId5"/>
+                    <a:blip r:embed="rId6"/>
                     <a:srcRect/>
                     <a:stretch>
                       <a:fillRect/>
@@ -787,7 +3258,595 @@
         <w:rPr>
           <w:lang w:val="en-US"/>
         </w:rPr>
-        <w:t>Lorem ipsum dolor sit amet, consectetur adipiscing elit, sed do eiusmod tempor incididunt ut labore et dolore magna aliqua. Ut enim ad minim veniam, quis nostrud exercitation ullamco laboris nisi ut aliquip ex ea commodo consequat. Duis aute irure dolor in reprehenderit in voluptate velit esse cillum dolore eu fugiat nulla pariatur. Excepteur sint occaecat cupidatat non proident, sunt in culpa qui officia deserunt mollit anim id est laborum.</w:t>
+        <w:t xml:space="preserve">Lorem ipsum dolor sit </w:t>
+      </w:r>
+      <w:proofErr w:type="spellStart"/>
+      <w:r>
+        <w:rPr>
+          <w:lang w:val="en-US"/>
+        </w:rPr>
+        <w:t>amet</w:t>
+      </w:r>
+      <w:proofErr w:type="spellEnd"/>
+      <w:r>
+        <w:rPr>
+          <w:lang w:val="en-US"/>
+        </w:rPr>
+        <w:t xml:space="preserve">, </w:t>
+      </w:r>
+      <w:proofErr w:type="spellStart"/>
+      <w:r>
+        <w:rPr>
+          <w:lang w:val="en-US"/>
+        </w:rPr>
+        <w:t>consectetur</w:t>
+      </w:r>
+      <w:proofErr w:type="spellEnd"/>
+      <w:r>
+        <w:rPr>
+          <w:lang w:val="en-US"/>
+        </w:rPr>
+        <w:t xml:space="preserve"> </w:t>
+      </w:r>
+      <w:proofErr w:type="spellStart"/>
+      <w:r>
+        <w:rPr>
+          <w:lang w:val="en-US"/>
+        </w:rPr>
+        <w:t>adipiscing</w:t>
+      </w:r>
+      <w:proofErr w:type="spellEnd"/>
+      <w:r>
+        <w:rPr>
+          <w:lang w:val="en-US"/>
+        </w:rPr>
+        <w:t xml:space="preserve"> </w:t>
+      </w:r>
+      <w:proofErr w:type="spellStart"/>
+      <w:r>
+        <w:rPr>
+          <w:lang w:val="en-US"/>
+        </w:rPr>
+        <w:t>elit</w:t>
+      </w:r>
+      <w:proofErr w:type="spellEnd"/>
+      <w:r>
+        <w:rPr>
+          <w:lang w:val="en-US"/>
+        </w:rPr>
+        <w:t xml:space="preserve">, sed do </w:t>
+      </w:r>
+      <w:proofErr w:type="spellStart"/>
+      <w:r>
+        <w:rPr>
+          <w:lang w:val="en-US"/>
+        </w:rPr>
+        <w:t>eiusmod</w:t>
+      </w:r>
+      <w:proofErr w:type="spellEnd"/>
+      <w:r>
+        <w:rPr>
+          <w:lang w:val="en-US"/>
+        </w:rPr>
+        <w:t xml:space="preserve"> </w:t>
+      </w:r>
+      <w:proofErr w:type="spellStart"/>
+      <w:r>
+        <w:rPr>
+          <w:lang w:val="en-US"/>
+        </w:rPr>
+        <w:t>tempor</w:t>
+      </w:r>
+      <w:proofErr w:type="spellEnd"/>
+      <w:r>
+        <w:rPr>
+          <w:lang w:val="en-US"/>
+        </w:rPr>
+        <w:t xml:space="preserve"> </w:t>
+      </w:r>
+      <w:proofErr w:type="spellStart"/>
+      <w:r>
+        <w:rPr>
+          <w:lang w:val="en-US"/>
+        </w:rPr>
+        <w:t>incididunt</w:t>
+      </w:r>
+      <w:proofErr w:type="spellEnd"/>
+      <w:r>
+        <w:rPr>
+          <w:lang w:val="en-US"/>
+        </w:rPr>
+        <w:t xml:space="preserve"> </w:t>
+      </w:r>
+      <w:proofErr w:type="spellStart"/>
+      <w:r>
+        <w:rPr>
+          <w:lang w:val="en-US"/>
+        </w:rPr>
+        <w:t>ut</w:t>
+      </w:r>
+      <w:proofErr w:type="spellEnd"/>
+      <w:r>
+        <w:rPr>
+          <w:lang w:val="en-US"/>
+        </w:rPr>
+        <w:t xml:space="preserve"> labore et dolore magna </w:t>
+      </w:r>
+      <w:proofErr w:type="spellStart"/>
+      <w:r>
+        <w:rPr>
+          <w:lang w:val="en-US"/>
+        </w:rPr>
+        <w:t>aliqua</w:t>
+      </w:r>
+      <w:proofErr w:type="spellEnd"/>
+      <w:r>
+        <w:rPr>
+          <w:lang w:val="en-US"/>
+        </w:rPr>
+        <w:t xml:space="preserve">. Ut </w:t>
+      </w:r>
+      <w:proofErr w:type="spellStart"/>
+      <w:r>
+        <w:rPr>
+          <w:lang w:val="en-US"/>
+        </w:rPr>
+        <w:t>enim</w:t>
+      </w:r>
+      <w:proofErr w:type="spellEnd"/>
+      <w:r>
+        <w:rPr>
+          <w:lang w:val="en-US"/>
+        </w:rPr>
+        <w:t xml:space="preserve"> ad minim </w:t>
+      </w:r>
+      <w:proofErr w:type="spellStart"/>
+      <w:r>
+        <w:rPr>
+          <w:lang w:val="en-US"/>
+        </w:rPr>
+        <w:t>veniam</w:t>
+      </w:r>
+      <w:proofErr w:type="spellEnd"/>
+      <w:r>
+        <w:rPr>
+          <w:lang w:val="en-US"/>
+        </w:rPr>
+        <w:t xml:space="preserve">, </w:t>
+      </w:r>
+      <w:proofErr w:type="spellStart"/>
+      <w:r>
+        <w:rPr>
+          <w:lang w:val="en-US"/>
+        </w:rPr>
+        <w:t>quis</w:t>
+      </w:r>
+      <w:proofErr w:type="spellEnd"/>
+      <w:r>
+        <w:rPr>
+          <w:lang w:val="en-US"/>
+        </w:rPr>
+        <w:t xml:space="preserve"> </w:t>
+      </w:r>
+      <w:proofErr w:type="spellStart"/>
+      <w:r>
+        <w:rPr>
+          <w:lang w:val="en-US"/>
+        </w:rPr>
+        <w:t>nostrud</w:t>
+      </w:r>
+      <w:proofErr w:type="spellEnd"/>
+      <w:r>
+        <w:rPr>
+          <w:lang w:val="en-US"/>
+        </w:rPr>
+        <w:t xml:space="preserve"> exercitation </w:t>
+      </w:r>
+      <w:proofErr w:type="spellStart"/>
+      <w:r>
+        <w:rPr>
+          <w:lang w:val="en-US"/>
+        </w:rPr>
+        <w:t>ullamco</w:t>
+      </w:r>
+      <w:proofErr w:type="spellEnd"/>
+      <w:r>
+        <w:rPr>
+          <w:lang w:val="en-US"/>
+        </w:rPr>
+        <w:t xml:space="preserve"> </w:t>
+      </w:r>
+      <w:proofErr w:type="spellStart"/>
+      <w:r>
+        <w:rPr>
+          <w:lang w:val="en-US"/>
+        </w:rPr>
+        <w:t>laboris</w:t>
+      </w:r>
+      <w:proofErr w:type="spellEnd"/>
+      <w:r>
+        <w:rPr>
+          <w:lang w:val="en-US"/>
+        </w:rPr>
+        <w:t xml:space="preserve"> nisi </w:t>
+      </w:r>
+      <w:proofErr w:type="spellStart"/>
+      <w:r>
+        <w:rPr>
+          <w:lang w:val="en-US"/>
+        </w:rPr>
+        <w:t>ut</w:t>
+      </w:r>
+      <w:proofErr w:type="spellEnd"/>
+      <w:r>
+        <w:rPr>
+          <w:lang w:val="en-US"/>
+        </w:rPr>
+        <w:t xml:space="preserve"> </w:t>
+      </w:r>
+      <w:proofErr w:type="spellStart"/>
+      <w:r>
+        <w:rPr>
+          <w:lang w:val="en-US"/>
+        </w:rPr>
+        <w:t>aliquip</w:t>
+      </w:r>
+      <w:proofErr w:type="spellEnd"/>
+      <w:r>
+        <w:rPr>
+          <w:lang w:val="en-US"/>
+        </w:rPr>
+        <w:t xml:space="preserve"> ex </w:t>
+      </w:r>
+      <w:proofErr w:type="spellStart"/>
+      <w:r>
+        <w:rPr>
+          <w:lang w:val="en-US"/>
+        </w:rPr>
+        <w:t>ea</w:t>
+      </w:r>
+      <w:proofErr w:type="spellEnd"/>
+      <w:r>
+        <w:rPr>
+          <w:lang w:val="en-US"/>
+        </w:rPr>
+        <w:t xml:space="preserve"> </w:t>
+      </w:r>
+      <w:proofErr w:type="spellStart"/>
+      <w:r>
+        <w:rPr>
+          <w:lang w:val="en-US"/>
+        </w:rPr>
+        <w:t>commodo</w:t>
+      </w:r>
+      <w:proofErr w:type="spellEnd"/>
+      <w:r>
+        <w:rPr>
+          <w:lang w:val="en-US"/>
+        </w:rPr>
+        <w:t xml:space="preserve"> </w:t>
+      </w:r>
+      <w:proofErr w:type="spellStart"/>
+      <w:r>
+        <w:rPr>
+          <w:lang w:val="en-US"/>
+        </w:rPr>
+        <w:t>consequat</w:t>
+      </w:r>
+      <w:proofErr w:type="spellEnd"/>
+      <w:r>
+        <w:rPr>
+          <w:lang w:val="en-US"/>
+        </w:rPr>
+        <w:t xml:space="preserve">. Duis </w:t>
+      </w:r>
+      <w:proofErr w:type="spellStart"/>
+      <w:r>
+        <w:rPr>
+          <w:lang w:val="en-US"/>
+        </w:rPr>
+        <w:t>aute</w:t>
+      </w:r>
+      <w:proofErr w:type="spellEnd"/>
+      <w:r>
+        <w:rPr>
+          <w:lang w:val="en-US"/>
+        </w:rPr>
+        <w:t xml:space="preserve"> </w:t>
+      </w:r>
+      <w:proofErr w:type="spellStart"/>
+      <w:r>
+        <w:rPr>
+          <w:lang w:val="en-US"/>
+        </w:rPr>
+        <w:t>irure</w:t>
+      </w:r>
+      <w:proofErr w:type="spellEnd"/>
+      <w:r>
+        <w:rPr>
+          <w:lang w:val="en-US"/>
+        </w:rPr>
+        <w:t xml:space="preserve"> dolor in </w:t>
+      </w:r>
+      <w:proofErr w:type="spellStart"/>
+      <w:r>
+        <w:rPr>
+          <w:lang w:val="en-US"/>
+        </w:rPr>
+        <w:t>reprehenderit</w:t>
+      </w:r>
+      <w:proofErr w:type="spellEnd"/>
+      <w:r>
+        <w:rPr>
+          <w:lang w:val="en-US"/>
+        </w:rPr>
+        <w:t xml:space="preserve"> in </w:t>
+      </w:r>
+      <w:proofErr w:type="spellStart"/>
+      <w:r>
+        <w:rPr>
+          <w:lang w:val="en-US"/>
+        </w:rPr>
+        <w:t>voluptate</w:t>
+      </w:r>
+      <w:proofErr w:type="spellEnd"/>
+      <w:r>
+        <w:rPr>
+          <w:lang w:val="en-US"/>
+        </w:rPr>
+        <w:t xml:space="preserve"> </w:t>
+      </w:r>
+      <w:proofErr w:type="spellStart"/>
+      <w:r>
+        <w:rPr>
+          <w:lang w:val="en-US"/>
+        </w:rPr>
+        <w:t>velit</w:t>
+      </w:r>
+      <w:proofErr w:type="spellEnd"/>
+      <w:r>
+        <w:rPr>
+          <w:lang w:val="en-US"/>
+        </w:rPr>
+        <w:t xml:space="preserve"> </w:t>
+      </w:r>
+      <w:proofErr w:type="spellStart"/>
+      <w:r>
+        <w:rPr>
+          <w:lang w:val="en-US"/>
+        </w:rPr>
+        <w:t>esse</w:t>
+      </w:r>
+      <w:proofErr w:type="spellEnd"/>
+      <w:r>
+        <w:rPr>
+          <w:lang w:val="en-US"/>
+        </w:rPr>
+        <w:t xml:space="preserve"> </w:t>
+      </w:r>
+      <w:proofErr w:type="spellStart"/>
+      <w:r>
+        <w:rPr>
+          <w:lang w:val="en-US"/>
+        </w:rPr>
+        <w:t>cillum</w:t>
+      </w:r>
+      <w:proofErr w:type="spellEnd"/>
+      <w:r>
+        <w:rPr>
+          <w:lang w:val="en-US"/>
+        </w:rPr>
+        <w:t xml:space="preserve"> dolore </w:t>
+      </w:r>
+      <w:proofErr w:type="spellStart"/>
+      <w:r>
+        <w:rPr>
+          <w:lang w:val="en-US"/>
+        </w:rPr>
+        <w:t>eu</w:t>
+      </w:r>
+      <w:proofErr w:type="spellEnd"/>
+      <w:r>
+        <w:rPr>
+          <w:lang w:val="en-US"/>
+        </w:rPr>
+        <w:t xml:space="preserve"> </w:t>
+      </w:r>
+      <w:proofErr w:type="spellStart"/>
+      <w:r>
+        <w:rPr>
+          <w:lang w:val="en-US"/>
+        </w:rPr>
+        <w:t>fugiat</w:t>
+      </w:r>
+      <w:proofErr w:type="spellEnd"/>
+      <w:r>
+        <w:rPr>
+          <w:lang w:val="en-US"/>
+        </w:rPr>
+        <w:t xml:space="preserve"> </w:t>
+      </w:r>
+      <w:proofErr w:type="spellStart"/>
+      <w:r>
+        <w:rPr>
+          <w:lang w:val="en-US"/>
+        </w:rPr>
+        <w:t>nulla</w:t>
+      </w:r>
+      <w:proofErr w:type="spellEnd"/>
+      <w:r>
+        <w:rPr>
+          <w:lang w:val="en-US"/>
+        </w:rPr>
+        <w:t xml:space="preserve"> </w:t>
+      </w:r>
+      <w:proofErr w:type="spellStart"/>
+      <w:r>
+        <w:rPr>
+          <w:lang w:val="en-US"/>
+        </w:rPr>
+        <w:t>pariatur</w:t>
+      </w:r>
+      <w:proofErr w:type="spellEnd"/>
+      <w:r>
+        <w:rPr>
+          <w:lang w:val="en-US"/>
+        </w:rPr>
+        <w:t xml:space="preserve">. </w:t>
+      </w:r>
+      <w:proofErr w:type="spellStart"/>
+      <w:r>
+        <w:rPr>
+          <w:lang w:val="en-US"/>
+        </w:rPr>
+        <w:t>Excepteur</w:t>
+      </w:r>
+      <w:proofErr w:type="spellEnd"/>
+      <w:r>
+        <w:rPr>
+          <w:lang w:val="en-US"/>
+        </w:rPr>
+        <w:t xml:space="preserve"> </w:t>
+      </w:r>
+      <w:proofErr w:type="spellStart"/>
+      <w:r>
+        <w:rPr>
+          <w:lang w:val="en-US"/>
+        </w:rPr>
+        <w:t>sint</w:t>
+      </w:r>
+      <w:proofErr w:type="spellEnd"/>
+      <w:r>
+        <w:rPr>
+          <w:lang w:val="en-US"/>
+        </w:rPr>
+        <w:t xml:space="preserve"> </w:t>
+      </w:r>
+      <w:proofErr w:type="spellStart"/>
+      <w:r>
+        <w:rPr>
+          <w:lang w:val="en-US"/>
+        </w:rPr>
+        <w:t>occaecat</w:t>
+      </w:r>
+      <w:proofErr w:type="spellEnd"/>
+      <w:r>
+        <w:rPr>
+          <w:lang w:val="en-US"/>
+        </w:rPr>
+        <w:t xml:space="preserve"> </w:t>
+      </w:r>
+      <w:proofErr w:type="spellStart"/>
+      <w:r>
+        <w:rPr>
+          <w:lang w:val="en-US"/>
+        </w:rPr>
+        <w:t>cupidatat</w:t>
+      </w:r>
+      <w:proofErr w:type="spellEnd"/>
+      <w:r>
+        <w:rPr>
+          <w:lang w:val="en-US"/>
+        </w:rPr>
+        <w:t xml:space="preserve"> non </w:t>
+      </w:r>
+      <w:proofErr w:type="spellStart"/>
+      <w:r>
+        <w:rPr>
+          <w:lang w:val="en-US"/>
+        </w:rPr>
+        <w:t>proident</w:t>
+      </w:r>
+      <w:proofErr w:type="spellEnd"/>
+      <w:r>
+        <w:rPr>
+          <w:lang w:val="en-US"/>
+        </w:rPr>
+        <w:t xml:space="preserve">, sunt in culpa qui </w:t>
+      </w:r>
+      <w:proofErr w:type="spellStart"/>
+      <w:r>
+        <w:rPr>
+          <w:lang w:val="en-US"/>
+        </w:rPr>
+        <w:t>officia</w:t>
+      </w:r>
+      <w:proofErr w:type="spellEnd"/>
+      <w:r>
+        <w:rPr>
+          <w:lang w:val="en-US"/>
+        </w:rPr>
+        <w:t xml:space="preserve"> </w:t>
+      </w:r>
+      <w:proofErr w:type="spellStart"/>
+      <w:r>
+        <w:rPr>
+          <w:lang w:val="en-US"/>
+        </w:rPr>
+        <w:t>deserunt</w:t>
+      </w:r>
+      <w:proofErr w:type="spellEnd"/>
+      <w:r>
+        <w:rPr>
+          <w:lang w:val="en-US"/>
+        </w:rPr>
+        <w:t xml:space="preserve"> </w:t>
+      </w:r>
+      <w:proofErr w:type="spellStart"/>
+      <w:r>
+        <w:rPr>
+          <w:lang w:val="en-US"/>
+        </w:rPr>
+        <w:t>mollit</w:t>
+      </w:r>
+      <w:proofErr w:type="spellEnd"/>
+      <w:r>
+        <w:rPr>
+          <w:lang w:val="en-US"/>
+        </w:rPr>
+        <w:t xml:space="preserve"> </w:t>
+      </w:r>
+      <w:proofErr w:type="spellStart"/>
+      <w:r>
+        <w:rPr>
+          <w:lang w:val="en-US"/>
+        </w:rPr>
+        <w:t>anim</w:t>
+      </w:r>
+      <w:proofErr w:type="spellEnd"/>
+      <w:r>
+        <w:rPr>
+          <w:lang w:val="en-US"/>
+        </w:rPr>
+        <w:t xml:space="preserve"> id </w:t>
+      </w:r>
+      <w:proofErr w:type="spellStart"/>
+      <w:r>
+        <w:rPr>
+          <w:lang w:val="en-US"/>
+        </w:rPr>
+        <w:t>est</w:t>
+      </w:r>
+      <w:proofErr w:type="spellEnd"/>
+      <w:r>
+        <w:rPr>
+          <w:lang w:val="en-US"/>
+        </w:rPr>
+        <w:t xml:space="preserve"> </w:t>
+      </w:r>
+      <w:proofErr w:type="spellStart"/>
+      <w:r>
+        <w:rPr>
+          <w:lang w:val="en-US"/>
+        </w:rPr>
+        <w:t>laborum</w:t>
+      </w:r>
+      <w:proofErr w:type="spellEnd"/>
+      <w:r>
+        <w:rPr>
+          <w:lang w:val="en-US"/>
+        </w:rPr>
+        <w:t>.</w:t>
       </w:r>
     </w:p>
     <w:p/>
@@ -835,7 +3894,7 @@
                     <pic:cNvPicPr preferRelativeResize="0"/>
                   </pic:nvPicPr>
                   <pic:blipFill>
-                    <a:blip r:embed="rId5"/>
+                    <a:blip r:embed="rId6"/>
                     <a:srcRect/>
                     <a:stretch>
                       <a:fillRect/>
@@ -876,7 +3935,133 @@
         <w:rPr>
           <w:lang w:val="en-US"/>
         </w:rPr>
-        <w:t xml:space="preserve">Lorem ipsum dolor sit amet, consectetur adipiscing elit, sed do eiusmod tempor incididunt ut labore et dolore magna aliqua. </w:t>
+        <w:t xml:space="preserve">Lorem ipsum dolor sit </w:t>
+      </w:r>
+      <w:proofErr w:type="spellStart"/>
+      <w:r>
+        <w:rPr>
+          <w:lang w:val="en-US"/>
+        </w:rPr>
+        <w:t>amet</w:t>
+      </w:r>
+      <w:proofErr w:type="spellEnd"/>
+      <w:r>
+        <w:rPr>
+          <w:lang w:val="en-US"/>
+        </w:rPr>
+        <w:t xml:space="preserve">, </w:t>
+      </w:r>
+      <w:proofErr w:type="spellStart"/>
+      <w:r>
+        <w:rPr>
+          <w:lang w:val="en-US"/>
+        </w:rPr>
+        <w:t>consectetur</w:t>
+      </w:r>
+      <w:proofErr w:type="spellEnd"/>
+      <w:r>
+        <w:rPr>
+          <w:lang w:val="en-US"/>
+        </w:rPr>
+        <w:t xml:space="preserve"> </w:t>
+      </w:r>
+      <w:proofErr w:type="spellStart"/>
+      <w:r>
+        <w:rPr>
+          <w:lang w:val="en-US"/>
+        </w:rPr>
+        <w:t>adipiscing</w:t>
+      </w:r>
+      <w:proofErr w:type="spellEnd"/>
+      <w:r>
+        <w:rPr>
+          <w:lang w:val="en-US"/>
+        </w:rPr>
+        <w:t xml:space="preserve"> </w:t>
+      </w:r>
+      <w:proofErr w:type="spellStart"/>
+      <w:r>
+        <w:rPr>
+          <w:lang w:val="en-US"/>
+        </w:rPr>
+        <w:t>elit</w:t>
+      </w:r>
+      <w:proofErr w:type="spellEnd"/>
+      <w:r>
+        <w:rPr>
+          <w:lang w:val="en-US"/>
+        </w:rPr>
+        <w:t xml:space="preserve">, sed do </w:t>
+      </w:r>
+      <w:proofErr w:type="spellStart"/>
+      <w:r>
+        <w:rPr>
+          <w:lang w:val="en-US"/>
+        </w:rPr>
+        <w:t>eiusmod</w:t>
+      </w:r>
+      <w:proofErr w:type="spellEnd"/>
+      <w:r>
+        <w:rPr>
+          <w:lang w:val="en-US"/>
+        </w:rPr>
+        <w:t xml:space="preserve"> </w:t>
+      </w:r>
+      <w:proofErr w:type="spellStart"/>
+      <w:r>
+        <w:rPr>
+          <w:lang w:val="en-US"/>
+        </w:rPr>
+        <w:t>tempor</w:t>
+      </w:r>
+      <w:proofErr w:type="spellEnd"/>
+      <w:r>
+        <w:rPr>
+          <w:lang w:val="en-US"/>
+        </w:rPr>
+        <w:t xml:space="preserve"> </w:t>
+      </w:r>
+      <w:proofErr w:type="spellStart"/>
+      <w:r>
+        <w:rPr>
+          <w:lang w:val="en-US"/>
+        </w:rPr>
+        <w:t>incididunt</w:t>
+      </w:r>
+      <w:proofErr w:type="spellEnd"/>
+      <w:r>
+        <w:rPr>
+          <w:lang w:val="en-US"/>
+        </w:rPr>
+        <w:t xml:space="preserve"> </w:t>
+      </w:r>
+      <w:proofErr w:type="spellStart"/>
+      <w:r>
+        <w:rPr>
+          <w:lang w:val="en-US"/>
+        </w:rPr>
+        <w:t>ut</w:t>
+      </w:r>
+      <w:proofErr w:type="spellEnd"/>
+      <w:r>
+        <w:rPr>
+          <w:lang w:val="en-US"/>
+        </w:rPr>
+        <w:t xml:space="preserve"> labore et dolore magna </w:t>
+      </w:r>
+      <w:proofErr w:type="spellStart"/>
+      <w:r>
+        <w:rPr>
+          <w:lang w:val="en-US"/>
+        </w:rPr>
+        <w:t>aliqua</w:t>
+      </w:r>
+      <w:proofErr w:type="spellEnd"/>
+      <w:r>
+        <w:rPr>
+          <w:lang w:val="en-US"/>
+        </w:rPr>
+        <w:t xml:space="preserve">. </w:t>
       </w:r>
       <w:r>
         <w:rPr>
@@ -888,7 +4073,315 @@
         <w:rPr>
           <w:lang w:val="en-US"/>
         </w:rPr>
-        <w:t>Duis aute irure dolor in reprehenderit in voluptate velit esse cillum dolore eu fugiat nulla pariatur. Excepteur sint occaecat cupidatat non proident, sunt in culpa qui officia deserunt mollit anim id est laborum.</w:t>
+        <w:t xml:space="preserve">Duis </w:t>
+      </w:r>
+      <w:proofErr w:type="spellStart"/>
+      <w:r>
+        <w:rPr>
+          <w:lang w:val="en-US"/>
+        </w:rPr>
+        <w:t>aute</w:t>
+      </w:r>
+      <w:proofErr w:type="spellEnd"/>
+      <w:r>
+        <w:rPr>
+          <w:lang w:val="en-US"/>
+        </w:rPr>
+        <w:t xml:space="preserve"> </w:t>
+      </w:r>
+      <w:proofErr w:type="spellStart"/>
+      <w:r>
+        <w:rPr>
+          <w:lang w:val="en-US"/>
+        </w:rPr>
+        <w:t>irure</w:t>
+      </w:r>
+      <w:proofErr w:type="spellEnd"/>
+      <w:r>
+        <w:rPr>
+          <w:lang w:val="en-US"/>
+        </w:rPr>
+        <w:t xml:space="preserve"> dolor in </w:t>
+      </w:r>
+      <w:proofErr w:type="spellStart"/>
+      <w:r>
+        <w:rPr>
+          <w:lang w:val="en-US"/>
+        </w:rPr>
+        <w:t>reprehenderit</w:t>
+      </w:r>
+      <w:proofErr w:type="spellEnd"/>
+      <w:r>
+        <w:rPr>
+          <w:lang w:val="en-US"/>
+        </w:rPr>
+        <w:t xml:space="preserve"> in </w:t>
+      </w:r>
+      <w:proofErr w:type="spellStart"/>
+      <w:r>
+        <w:rPr>
+          <w:lang w:val="en-US"/>
+        </w:rPr>
+        <w:t>voluptate</w:t>
+      </w:r>
+      <w:proofErr w:type="spellEnd"/>
+      <w:r>
+        <w:rPr>
+          <w:lang w:val="en-US"/>
+        </w:rPr>
+        <w:t xml:space="preserve"> </w:t>
+      </w:r>
+      <w:proofErr w:type="spellStart"/>
+      <w:r>
+        <w:rPr>
+          <w:lang w:val="en-US"/>
+        </w:rPr>
+        <w:t>velit</w:t>
+      </w:r>
+      <w:proofErr w:type="spellEnd"/>
+      <w:r>
+        <w:rPr>
+          <w:lang w:val="en-US"/>
+        </w:rPr>
+        <w:t xml:space="preserve"> </w:t>
+      </w:r>
+      <w:proofErr w:type="spellStart"/>
+      <w:r>
+        <w:rPr>
+          <w:lang w:val="en-US"/>
+        </w:rPr>
+        <w:t>esse</w:t>
+      </w:r>
+      <w:proofErr w:type="spellEnd"/>
+      <w:r>
+        <w:rPr>
+          <w:lang w:val="en-US"/>
+        </w:rPr>
+        <w:t xml:space="preserve"> </w:t>
+      </w:r>
+      <w:proofErr w:type="spellStart"/>
+      <w:r>
+        <w:rPr>
+          <w:lang w:val="en-US"/>
+        </w:rPr>
+        <w:t>cillum</w:t>
+      </w:r>
+      <w:proofErr w:type="spellEnd"/>
+      <w:r>
+        <w:rPr>
+          <w:lang w:val="en-US"/>
+        </w:rPr>
+        <w:t xml:space="preserve"> dolore </w:t>
+      </w:r>
+      <w:proofErr w:type="spellStart"/>
+      <w:r>
+        <w:rPr>
+          <w:lang w:val="en-US"/>
+        </w:rPr>
+        <w:t>eu</w:t>
+      </w:r>
+      <w:proofErr w:type="spellEnd"/>
+      <w:r>
+        <w:rPr>
+          <w:lang w:val="en-US"/>
+        </w:rPr>
+        <w:t xml:space="preserve"> </w:t>
+      </w:r>
+      <w:proofErr w:type="spellStart"/>
+      <w:r>
+        <w:rPr>
+          <w:lang w:val="en-US"/>
+        </w:rPr>
+        <w:t>fugiat</w:t>
+      </w:r>
+      <w:proofErr w:type="spellEnd"/>
+      <w:r>
+        <w:rPr>
+          <w:lang w:val="en-US"/>
+        </w:rPr>
+        <w:t xml:space="preserve"> </w:t>
+      </w:r>
+      <w:proofErr w:type="spellStart"/>
+      <w:r>
+        <w:rPr>
+          <w:lang w:val="en-US"/>
+        </w:rPr>
+        <w:t>nulla</w:t>
+      </w:r>
+      <w:proofErr w:type="spellEnd"/>
+      <w:r>
+        <w:rPr>
+          <w:lang w:val="en-US"/>
+        </w:rPr>
+        <w:t xml:space="preserve"> </w:t>
+      </w:r>
+      <w:proofErr w:type="spellStart"/>
+      <w:r>
+        <w:rPr>
+          <w:lang w:val="en-US"/>
+        </w:rPr>
+        <w:t>pariatur</w:t>
+      </w:r>
+      <w:proofErr w:type="spellEnd"/>
+      <w:r>
+        <w:rPr>
+          <w:lang w:val="en-US"/>
+        </w:rPr>
+        <w:t xml:space="preserve">. </w:t>
+      </w:r>
+      <w:proofErr w:type="spellStart"/>
+      <w:r>
+        <w:rPr>
+          <w:lang w:val="en-US"/>
+        </w:rPr>
+        <w:t>Excepteur</w:t>
+      </w:r>
+      <w:proofErr w:type="spellEnd"/>
+      <w:r>
+        <w:rPr>
+          <w:lang w:val="en-US"/>
+        </w:rPr>
+        <w:t xml:space="preserve"> </w:t>
+      </w:r>
+      <w:proofErr w:type="spellStart"/>
+      <w:r>
+        <w:rPr>
+          <w:lang w:val="en-US"/>
+        </w:rPr>
+        <w:t>sint</w:t>
+      </w:r>
+      <w:proofErr w:type="spellEnd"/>
+      <w:r>
+        <w:rPr>
+          <w:lang w:val="en-US"/>
+        </w:rPr>
+        <w:t xml:space="preserve"> </w:t>
+      </w:r>
+      <w:proofErr w:type="spellStart"/>
+      <w:r>
+        <w:rPr>
+          <w:lang w:val="en-US"/>
+        </w:rPr>
+        <w:t>occaecat</w:t>
+      </w:r>
+      <w:proofErr w:type="spellEnd"/>
+      <w:r>
+        <w:rPr>
+          <w:lang w:val="en-US"/>
+        </w:rPr>
+        <w:t xml:space="preserve"> </w:t>
+      </w:r>
+      <w:proofErr w:type="spellStart"/>
+      <w:r>
+        <w:rPr>
+          <w:lang w:val="en-US"/>
+        </w:rPr>
+        <w:t>cupidatat</w:t>
+      </w:r>
+      <w:proofErr w:type="spellEnd"/>
+      <w:r>
+        <w:rPr>
+          <w:lang w:val="en-US"/>
+        </w:rPr>
+        <w:t xml:space="preserve"> non </w:t>
+      </w:r>
+      <w:proofErr w:type="spellStart"/>
+      <w:r>
+        <w:rPr>
+          <w:lang w:val="en-US"/>
+        </w:rPr>
+        <w:t>proident</w:t>
+      </w:r>
+      <w:proofErr w:type="spellEnd"/>
+      <w:r>
+        <w:rPr>
+          <w:lang w:val="en-US"/>
+        </w:rPr>
+        <w:t xml:space="preserve">, sunt in culpa qui </w:t>
+      </w:r>
+      <w:proofErr w:type="spellStart"/>
+      <w:r>
+        <w:rPr>
+          <w:lang w:val="en-US"/>
+        </w:rPr>
+        <w:t>officia</w:t>
+      </w:r>
+      <w:proofErr w:type="spellEnd"/>
+      <w:r>
+        <w:rPr>
+          <w:lang w:val="en-US"/>
+        </w:rPr>
+        <w:t xml:space="preserve"> </w:t>
+      </w:r>
+      <w:proofErr w:type="spellStart"/>
+      <w:r>
+        <w:rPr>
+          <w:lang w:val="en-US"/>
+        </w:rPr>
+        <w:t>deserunt</w:t>
+      </w:r>
+      <w:proofErr w:type="spellEnd"/>
+      <w:r>
+        <w:rPr>
+          <w:lang w:val="en-US"/>
+        </w:rPr>
+        <w:t xml:space="preserve"> </w:t>
+      </w:r>
+      <w:proofErr w:type="spellStart"/>
+      <w:r>
+        <w:rPr>
+          <w:lang w:val="en-US"/>
+        </w:rPr>
+        <w:t>mollit</w:t>
+      </w:r>
+      <w:proofErr w:type="spellEnd"/>
+      <w:r>
+        <w:rPr>
+          <w:lang w:val="en-US"/>
+        </w:rPr>
+        <w:t xml:space="preserve"> </w:t>
+      </w:r>
+      <w:proofErr w:type="spellStart"/>
+      <w:r>
+        <w:rPr>
+          <w:lang w:val="en-US"/>
+        </w:rPr>
+        <w:t>anim</w:t>
+      </w:r>
+      <w:proofErr w:type="spellEnd"/>
+      <w:r>
+        <w:rPr>
+          <w:lang w:val="en-US"/>
+        </w:rPr>
+        <w:t xml:space="preserve"> id </w:t>
+      </w:r>
+      <w:proofErr w:type="spellStart"/>
+      <w:r>
+        <w:rPr>
+          <w:lang w:val="en-US"/>
+        </w:rPr>
+        <w:t>est</w:t>
+      </w:r>
+      <w:proofErr w:type="spellEnd"/>
+      <w:r>
+        <w:rPr>
+          <w:lang w:val="en-US"/>
+        </w:rPr>
+        <w:t xml:space="preserve"> </w:t>
+      </w:r>
+      <w:proofErr w:type="spellStart"/>
+      <w:r>
+        <w:rPr>
+          <w:lang w:val="en-US"/>
+        </w:rPr>
+        <w:t>laborum</w:t>
+      </w:r>
+      <w:proofErr w:type="spellEnd"/>
+      <w:r>
+        <w:rPr>
+          <w:lang w:val="en-US"/>
+        </w:rPr>
+        <w:t>.</w:t>
       </w:r>
     </w:p>
     <w:p/>
@@ -1095,24 +4588,160 @@
         <w:rPr>
           <w:lang w:val="en-US"/>
         </w:rPr>
-        <w:t>Start: 99:99 End: 99:99 Activity:Lorem ipsum dolor sit amet</w:t>
-      </w:r>
-    </w:p>
-    <w:p>
-      <w:r>
-        <w:rPr>
-          <w:lang w:val="en-US"/>
-        </w:rPr>
-        <w:t>Start: 9:99 End:9:99  Activity: Excepteur sint occaecat cupidatat non proident</w:t>
-      </w:r>
-    </w:p>
-    <w:p>
-      <w:r>
-        <w:rPr>
-          <w:lang w:val="en-US"/>
-        </w:rPr>
-        <w:t>Start: 9:99 End:9:99  Activity: Duis aute irure dolor in reprehenderit in voluptate</w:t>
-      </w:r>
+        <w:t xml:space="preserve">Start: 99:99 End: 99:99 </w:t>
+      </w:r>
+      <w:proofErr w:type="spellStart"/>
+      <w:r>
+        <w:rPr>
+          <w:lang w:val="en-US"/>
+        </w:rPr>
+        <w:t>Activity:Lorem</w:t>
+      </w:r>
+      <w:proofErr w:type="spellEnd"/>
+      <w:r>
+        <w:rPr>
+          <w:lang w:val="en-US"/>
+        </w:rPr>
+        <w:t xml:space="preserve"> ipsum dolor sit </w:t>
+      </w:r>
+      <w:proofErr w:type="spellStart"/>
+      <w:r>
+        <w:rPr>
+          <w:lang w:val="en-US"/>
+        </w:rPr>
+        <w:t>amet</w:t>
+      </w:r>
+      <w:proofErr w:type="spellEnd"/>
+    </w:p>
+    <w:p>
+      <w:r>
+        <w:rPr>
+          <w:lang w:val="en-US"/>
+        </w:rPr>
+        <w:t xml:space="preserve">Start: 9:99 End:9:99  Activity: </w:t>
+      </w:r>
+      <w:proofErr w:type="spellStart"/>
+      <w:r>
+        <w:rPr>
+          <w:lang w:val="en-US"/>
+        </w:rPr>
+        <w:t>Excepteur</w:t>
+      </w:r>
+      <w:proofErr w:type="spellEnd"/>
+      <w:r>
+        <w:rPr>
+          <w:lang w:val="en-US"/>
+        </w:rPr>
+        <w:t xml:space="preserve"> </w:t>
+      </w:r>
+      <w:proofErr w:type="spellStart"/>
+      <w:r>
+        <w:rPr>
+          <w:lang w:val="en-US"/>
+        </w:rPr>
+        <w:t>sint</w:t>
+      </w:r>
+      <w:proofErr w:type="spellEnd"/>
+      <w:r>
+        <w:rPr>
+          <w:lang w:val="en-US"/>
+        </w:rPr>
+        <w:t xml:space="preserve"> </w:t>
+      </w:r>
+      <w:proofErr w:type="spellStart"/>
+      <w:r>
+        <w:rPr>
+          <w:lang w:val="en-US"/>
+        </w:rPr>
+        <w:t>occaecat</w:t>
+      </w:r>
+      <w:proofErr w:type="spellEnd"/>
+      <w:r>
+        <w:rPr>
+          <w:lang w:val="en-US"/>
+        </w:rPr>
+        <w:t xml:space="preserve"> </w:t>
+      </w:r>
+      <w:proofErr w:type="spellStart"/>
+      <w:r>
+        <w:rPr>
+          <w:lang w:val="en-US"/>
+        </w:rPr>
+        <w:t>cupidatat</w:t>
+      </w:r>
+      <w:proofErr w:type="spellEnd"/>
+      <w:r>
+        <w:rPr>
+          <w:lang w:val="en-US"/>
+        </w:rPr>
+        <w:t xml:space="preserve"> non </w:t>
+      </w:r>
+      <w:proofErr w:type="spellStart"/>
+      <w:r>
+        <w:rPr>
+          <w:lang w:val="en-US"/>
+        </w:rPr>
+        <w:t>proident</w:t>
+      </w:r>
+      <w:proofErr w:type="spellEnd"/>
+    </w:p>
+    <w:p>
+      <w:r>
+        <w:rPr>
+          <w:lang w:val="en-US"/>
+        </w:rPr>
+        <w:t xml:space="preserve">Start: 9:99 End:9:99  Activity: Duis </w:t>
+      </w:r>
+      <w:proofErr w:type="spellStart"/>
+      <w:r>
+        <w:rPr>
+          <w:lang w:val="en-US"/>
+        </w:rPr>
+        <w:t>aute</w:t>
+      </w:r>
+      <w:proofErr w:type="spellEnd"/>
+      <w:r>
+        <w:rPr>
+          <w:lang w:val="en-US"/>
+        </w:rPr>
+        <w:t xml:space="preserve"> </w:t>
+      </w:r>
+      <w:proofErr w:type="spellStart"/>
+      <w:r>
+        <w:rPr>
+          <w:lang w:val="en-US"/>
+        </w:rPr>
+        <w:t>irure</w:t>
+      </w:r>
+      <w:proofErr w:type="spellEnd"/>
+      <w:r>
+        <w:rPr>
+          <w:lang w:val="en-US"/>
+        </w:rPr>
+        <w:t xml:space="preserve"> dolor in </w:t>
+      </w:r>
+      <w:proofErr w:type="spellStart"/>
+      <w:r>
+        <w:rPr>
+          <w:lang w:val="en-US"/>
+        </w:rPr>
+        <w:t>reprehenderit</w:t>
+      </w:r>
+      <w:proofErr w:type="spellEnd"/>
+      <w:r>
+        <w:rPr>
+          <w:lang w:val="en-US"/>
+        </w:rPr>
+        <w:t xml:space="preserve"> in </w:t>
+      </w:r>
+      <w:proofErr w:type="spellStart"/>
+      <w:r>
+        <w:rPr>
+          <w:lang w:val="en-US"/>
+        </w:rPr>
+        <w:t>voluptate</w:t>
+      </w:r>
+      <w:proofErr w:type="spellEnd"/>
     </w:p>
     <w:p>
       <w:r>
@@ -1124,16 +4753,130 @@
         <w:rPr>
           <w:lang w:val="en-US"/>
         </w:rPr>
-        <w:t>Start: 9:99 End:9:99  Activity: Excepteur sint occaecat cupidatat non proident</w:t>
-      </w:r>
-    </w:p>
-    <w:p>
-      <w:r>
-        <w:rPr>
-          <w:lang w:val="en-US"/>
-        </w:rPr>
-        <w:t>Start: 9:99 End: 9:99 Activity: Duis aute irure dolor in reprehenderit in voluptate</w:t>
-      </w:r>
+        <w:t xml:space="preserve">Start: 9:99 End:9:99  Activity: </w:t>
+      </w:r>
+      <w:proofErr w:type="spellStart"/>
+      <w:r>
+        <w:rPr>
+          <w:lang w:val="en-US"/>
+        </w:rPr>
+        <w:t>Excepteur</w:t>
+      </w:r>
+      <w:proofErr w:type="spellEnd"/>
+      <w:r>
+        <w:rPr>
+          <w:lang w:val="en-US"/>
+        </w:rPr>
+        <w:t xml:space="preserve"> </w:t>
+      </w:r>
+      <w:proofErr w:type="spellStart"/>
+      <w:r>
+        <w:rPr>
+          <w:lang w:val="en-US"/>
+        </w:rPr>
+        <w:t>sint</w:t>
+      </w:r>
+      <w:proofErr w:type="spellEnd"/>
+      <w:r>
+        <w:rPr>
+          <w:lang w:val="en-US"/>
+        </w:rPr>
+        <w:t xml:space="preserve"> </w:t>
+      </w:r>
+      <w:proofErr w:type="spellStart"/>
+      <w:r>
+        <w:rPr>
+          <w:lang w:val="en-US"/>
+        </w:rPr>
+        <w:t>occaecat</w:t>
+      </w:r>
+      <w:proofErr w:type="spellEnd"/>
+      <w:r>
+        <w:rPr>
+          <w:lang w:val="en-US"/>
+        </w:rPr>
+        <w:t xml:space="preserve"> </w:t>
+      </w:r>
+      <w:proofErr w:type="spellStart"/>
+      <w:r>
+        <w:rPr>
+          <w:lang w:val="en-US"/>
+        </w:rPr>
+        <w:t>cupidatat</w:t>
+      </w:r>
+      <w:proofErr w:type="spellEnd"/>
+      <w:r>
+        <w:rPr>
+          <w:lang w:val="en-US"/>
+        </w:rPr>
+        <w:t xml:space="preserve"> non </w:t>
+      </w:r>
+      <w:proofErr w:type="spellStart"/>
+      <w:r>
+        <w:rPr>
+          <w:lang w:val="en-US"/>
+        </w:rPr>
+        <w:t>proident</w:t>
+      </w:r>
+      <w:proofErr w:type="spellEnd"/>
+    </w:p>
+    <w:p>
+      <w:r>
+        <w:rPr>
+          <w:lang w:val="en-US"/>
+        </w:rPr>
+        <w:t xml:space="preserve">Start: 9:99 End: 9:99 Activity: Duis </w:t>
+      </w:r>
+      <w:proofErr w:type="spellStart"/>
+      <w:r>
+        <w:rPr>
+          <w:lang w:val="en-US"/>
+        </w:rPr>
+        <w:t>aute</w:t>
+      </w:r>
+      <w:proofErr w:type="spellEnd"/>
+      <w:r>
+        <w:rPr>
+          <w:lang w:val="en-US"/>
+        </w:rPr>
+        <w:t xml:space="preserve"> </w:t>
+      </w:r>
+      <w:proofErr w:type="spellStart"/>
+      <w:r>
+        <w:rPr>
+          <w:lang w:val="en-US"/>
+        </w:rPr>
+        <w:t>irure</w:t>
+      </w:r>
+      <w:proofErr w:type="spellEnd"/>
+      <w:r>
+        <w:rPr>
+          <w:lang w:val="en-US"/>
+        </w:rPr>
+        <w:t xml:space="preserve"> dolor in </w:t>
+      </w:r>
+      <w:proofErr w:type="spellStart"/>
+      <w:r>
+        <w:rPr>
+          <w:lang w:val="en-US"/>
+        </w:rPr>
+        <w:t>reprehenderit</w:t>
+      </w:r>
+      <w:proofErr w:type="spellEnd"/>
+      <w:r>
+        <w:rPr>
+          <w:lang w:val="en-US"/>
+        </w:rPr>
+        <w:t xml:space="preserve"> in </w:t>
+      </w:r>
+      <w:proofErr w:type="spellStart"/>
+      <w:r>
+        <w:rPr>
+          <w:lang w:val="en-US"/>
+        </w:rPr>
+        <w:t>voluptate</w:t>
+      </w:r>
+      <w:proofErr w:type="spellEnd"/>
     </w:p>
     <w:p>
       <w:r>
@@ -1145,8 +4888,16 @@
         <w:rPr>
           <w:lang w:val="en-US"/>
         </w:rPr>
-        <w:t>Start: 9:99 End: 9:99 Activity: Lorem ipsum dolor sit amet</w:t>
-      </w:r>
+        <w:t xml:space="preserve">Start: 9:99 End: 9:99 Activity: Lorem ipsum dolor sit </w:t>
+      </w:r>
+      <w:proofErr w:type="spellStart"/>
+      <w:r>
+        <w:rPr>
+          <w:lang w:val="en-US"/>
+        </w:rPr>
+        <w:t>amet</w:t>
+      </w:r>
+      <w:proofErr w:type="spellEnd"/>
     </w:p>
     <w:p/>
     <w:p/>
@@ -1288,7 +5039,187 @@
           <w:color w:val="666666"/>
           <w:lang w:val="en-US"/>
         </w:rPr>
-        <w:t xml:space="preserve">Lorem ipsum dolor sit amet, consectetur adipiscing elit, sed do eiusmod tempor incididunt ut labore et dolore magna aliqua. </w:t>
+        <w:t xml:space="preserve">Lorem ipsum dolor sit </w:t>
+      </w:r>
+      <w:proofErr w:type="spellStart"/>
+      <w:r>
+        <w:rPr>
+          <w:i/>
+          <w:iCs/>
+          <w:color w:val="666666"/>
+          <w:lang w:val="en-US"/>
+        </w:rPr>
+        <w:t>amet</w:t>
+      </w:r>
+      <w:proofErr w:type="spellEnd"/>
+      <w:r>
+        <w:rPr>
+          <w:i/>
+          <w:iCs/>
+          <w:color w:val="666666"/>
+          <w:lang w:val="en-US"/>
+        </w:rPr>
+        <w:t xml:space="preserve">, </w:t>
+      </w:r>
+      <w:proofErr w:type="spellStart"/>
+      <w:r>
+        <w:rPr>
+          <w:i/>
+          <w:iCs/>
+          <w:color w:val="666666"/>
+          <w:lang w:val="en-US"/>
+        </w:rPr>
+        <w:t>consectetur</w:t>
+      </w:r>
+      <w:proofErr w:type="spellEnd"/>
+      <w:r>
+        <w:rPr>
+          <w:i/>
+          <w:iCs/>
+          <w:color w:val="666666"/>
+          <w:lang w:val="en-US"/>
+        </w:rPr>
+        <w:t xml:space="preserve"> </w:t>
+      </w:r>
+      <w:proofErr w:type="spellStart"/>
+      <w:r>
+        <w:rPr>
+          <w:i/>
+          <w:iCs/>
+          <w:color w:val="666666"/>
+          <w:lang w:val="en-US"/>
+        </w:rPr>
+        <w:t>adipiscing</w:t>
+      </w:r>
+      <w:proofErr w:type="spellEnd"/>
+      <w:r>
+        <w:rPr>
+          <w:i/>
+          <w:iCs/>
+          <w:color w:val="666666"/>
+          <w:lang w:val="en-US"/>
+        </w:rPr>
+        <w:t xml:space="preserve"> </w:t>
+      </w:r>
+      <w:proofErr w:type="spellStart"/>
+      <w:r>
+        <w:rPr>
+          <w:i/>
+          <w:iCs/>
+          <w:color w:val="666666"/>
+          <w:lang w:val="en-US"/>
+        </w:rPr>
+        <w:t>elit</w:t>
+      </w:r>
+      <w:proofErr w:type="spellEnd"/>
+      <w:r>
+        <w:rPr>
+          <w:i/>
+          <w:iCs/>
+          <w:color w:val="666666"/>
+          <w:lang w:val="en-US"/>
+        </w:rPr>
+        <w:t xml:space="preserve">, sed do </w:t>
+      </w:r>
+      <w:proofErr w:type="spellStart"/>
+      <w:r>
+        <w:rPr>
+          <w:i/>
+          <w:iCs/>
+          <w:color w:val="666666"/>
+          <w:lang w:val="en-US"/>
+        </w:rPr>
+        <w:t>eiusmod</w:t>
+      </w:r>
+      <w:proofErr w:type="spellEnd"/>
+      <w:r>
+        <w:rPr>
+          <w:i/>
+          <w:iCs/>
+          <w:color w:val="666666"/>
+          <w:lang w:val="en-US"/>
+        </w:rPr>
+        <w:t xml:space="preserve"> </w:t>
+      </w:r>
+      <w:proofErr w:type="spellStart"/>
+      <w:r>
+        <w:rPr>
+          <w:i/>
+          <w:iCs/>
+          <w:color w:val="666666"/>
+          <w:lang w:val="en-US"/>
+        </w:rPr>
+        <w:t>tempor</w:t>
+      </w:r>
+      <w:proofErr w:type="spellEnd"/>
+      <w:r>
+        <w:rPr>
+          <w:i/>
+          <w:iCs/>
+          <w:color w:val="666666"/>
+          <w:lang w:val="en-US"/>
+        </w:rPr>
+        <w:t xml:space="preserve"> </w:t>
+      </w:r>
+      <w:proofErr w:type="spellStart"/>
+      <w:r>
+        <w:rPr>
+          <w:i/>
+          <w:iCs/>
+          <w:color w:val="666666"/>
+          <w:lang w:val="en-US"/>
+        </w:rPr>
+        <w:t>incididunt</w:t>
+      </w:r>
+      <w:proofErr w:type="spellEnd"/>
+      <w:r>
+        <w:rPr>
+          <w:i/>
+          <w:iCs/>
+          <w:color w:val="666666"/>
+          <w:lang w:val="en-US"/>
+        </w:rPr>
+        <w:t xml:space="preserve"> </w:t>
+      </w:r>
+      <w:proofErr w:type="spellStart"/>
+      <w:r>
+        <w:rPr>
+          <w:i/>
+          <w:iCs/>
+          <w:color w:val="666666"/>
+          <w:lang w:val="en-US"/>
+        </w:rPr>
+        <w:t>ut</w:t>
+      </w:r>
+      <w:proofErr w:type="spellEnd"/>
+      <w:r>
+        <w:rPr>
+          <w:i/>
+          <w:iCs/>
+          <w:color w:val="666666"/>
+          <w:lang w:val="en-US"/>
+        </w:rPr>
+        <w:t xml:space="preserve"> labore et dolore magna </w:t>
+      </w:r>
+      <w:proofErr w:type="spellStart"/>
+      <w:r>
+        <w:rPr>
+          <w:i/>
+          <w:iCs/>
+          <w:color w:val="666666"/>
+          <w:lang w:val="en-US"/>
+        </w:rPr>
+        <w:t>aliqua</w:t>
+      </w:r>
+      <w:proofErr w:type="spellEnd"/>
+      <w:r>
+        <w:rPr>
+          <w:i/>
+          <w:iCs/>
+          <w:color w:val="666666"/>
+          <w:lang w:val="en-US"/>
+        </w:rPr>
+        <w:t xml:space="preserve">. </w:t>
       </w:r>
       <w:r>
         <w:rPr>
@@ -1306,7 +5237,447 @@
           <w:color w:val="666666"/>
           <w:lang w:val="en-US"/>
         </w:rPr>
-        <w:t>Duis aute irure dolor in reprehenderit in voluptate velit esse cillum dolore eu fugiat nulla pariatur. Excepteur sint occaecat cupidatat non proident, sunt in culpa qui officia deserunt mollit anim id est laborum.</w:t>
+        <w:t xml:space="preserve">Duis </w:t>
+      </w:r>
+      <w:proofErr w:type="spellStart"/>
+      <w:r>
+        <w:rPr>
+          <w:i/>
+          <w:iCs/>
+          <w:color w:val="666666"/>
+          <w:lang w:val="en-US"/>
+        </w:rPr>
+        <w:t>aute</w:t>
+      </w:r>
+      <w:proofErr w:type="spellEnd"/>
+      <w:r>
+        <w:rPr>
+          <w:i/>
+          <w:iCs/>
+          <w:color w:val="666666"/>
+          <w:lang w:val="en-US"/>
+        </w:rPr>
+        <w:t xml:space="preserve"> </w:t>
+      </w:r>
+      <w:proofErr w:type="spellStart"/>
+      <w:r>
+        <w:rPr>
+          <w:i/>
+          <w:iCs/>
+          <w:color w:val="666666"/>
+          <w:lang w:val="en-US"/>
+        </w:rPr>
+        <w:t>irure</w:t>
+      </w:r>
+      <w:proofErr w:type="spellEnd"/>
+      <w:r>
+        <w:rPr>
+          <w:i/>
+          <w:iCs/>
+          <w:color w:val="666666"/>
+          <w:lang w:val="en-US"/>
+        </w:rPr>
+        <w:t xml:space="preserve"> dolor in </w:t>
+      </w:r>
+      <w:proofErr w:type="spellStart"/>
+      <w:r>
+        <w:rPr>
+          <w:i/>
+          <w:iCs/>
+          <w:color w:val="666666"/>
+          <w:lang w:val="en-US"/>
+        </w:rPr>
+        <w:t>reprehenderit</w:t>
+      </w:r>
+      <w:proofErr w:type="spellEnd"/>
+      <w:r>
+        <w:rPr>
+          <w:i/>
+          <w:iCs/>
+          <w:color w:val="666666"/>
+          <w:lang w:val="en-US"/>
+        </w:rPr>
+        <w:t xml:space="preserve"> in </w:t>
+      </w:r>
+      <w:proofErr w:type="spellStart"/>
+      <w:r>
+        <w:rPr>
+          <w:i/>
+          <w:iCs/>
+          <w:color w:val="666666"/>
+          <w:lang w:val="en-US"/>
+        </w:rPr>
+        <w:t>voluptate</w:t>
+      </w:r>
+      <w:proofErr w:type="spellEnd"/>
+      <w:r>
+        <w:rPr>
+          <w:i/>
+          <w:iCs/>
+          <w:color w:val="666666"/>
+          <w:lang w:val="en-US"/>
+        </w:rPr>
+        <w:t xml:space="preserve"> </w:t>
+      </w:r>
+      <w:proofErr w:type="spellStart"/>
+      <w:r>
+        <w:rPr>
+          <w:i/>
+          <w:iCs/>
+          <w:color w:val="666666"/>
+          <w:lang w:val="en-US"/>
+        </w:rPr>
+        <w:t>velit</w:t>
+      </w:r>
+      <w:proofErr w:type="spellEnd"/>
+      <w:r>
+        <w:rPr>
+          <w:i/>
+          <w:iCs/>
+          <w:color w:val="666666"/>
+          <w:lang w:val="en-US"/>
+        </w:rPr>
+        <w:t xml:space="preserve"> </w:t>
+      </w:r>
+      <w:proofErr w:type="spellStart"/>
+      <w:r>
+        <w:rPr>
+          <w:i/>
+          <w:iCs/>
+          <w:color w:val="666666"/>
+          <w:lang w:val="en-US"/>
+        </w:rPr>
+        <w:t>esse</w:t>
+      </w:r>
+      <w:proofErr w:type="spellEnd"/>
+      <w:r>
+        <w:rPr>
+          <w:i/>
+          <w:iCs/>
+          <w:color w:val="666666"/>
+          <w:lang w:val="en-US"/>
+        </w:rPr>
+        <w:t xml:space="preserve"> </w:t>
+      </w:r>
+      <w:proofErr w:type="spellStart"/>
+      <w:r>
+        <w:rPr>
+          <w:i/>
+          <w:iCs/>
+          <w:color w:val="666666"/>
+          <w:lang w:val="en-US"/>
+        </w:rPr>
+        <w:t>cillum</w:t>
+      </w:r>
+      <w:proofErr w:type="spellEnd"/>
+      <w:r>
+        <w:rPr>
+          <w:i/>
+          <w:iCs/>
+          <w:color w:val="666666"/>
+          <w:lang w:val="en-US"/>
+        </w:rPr>
+        <w:t xml:space="preserve"> dolore </w:t>
+      </w:r>
+      <w:proofErr w:type="spellStart"/>
+      <w:r>
+        <w:rPr>
+          <w:i/>
+          <w:iCs/>
+          <w:color w:val="666666"/>
+          <w:lang w:val="en-US"/>
+        </w:rPr>
+        <w:t>eu</w:t>
+      </w:r>
+      <w:proofErr w:type="spellEnd"/>
+      <w:r>
+        <w:rPr>
+          <w:i/>
+          <w:iCs/>
+          <w:color w:val="666666"/>
+          <w:lang w:val="en-US"/>
+        </w:rPr>
+        <w:t xml:space="preserve"> </w:t>
+      </w:r>
+      <w:proofErr w:type="spellStart"/>
+      <w:r>
+        <w:rPr>
+          <w:i/>
+          <w:iCs/>
+          <w:color w:val="666666"/>
+          <w:lang w:val="en-US"/>
+        </w:rPr>
+        <w:t>fugiat</w:t>
+      </w:r>
+      <w:proofErr w:type="spellEnd"/>
+      <w:r>
+        <w:rPr>
+          <w:i/>
+          <w:iCs/>
+          <w:color w:val="666666"/>
+          <w:lang w:val="en-US"/>
+        </w:rPr>
+        <w:t xml:space="preserve"> </w:t>
+      </w:r>
+      <w:proofErr w:type="spellStart"/>
+      <w:r>
+        <w:rPr>
+          <w:i/>
+          <w:iCs/>
+          <w:color w:val="666666"/>
+          <w:lang w:val="en-US"/>
+        </w:rPr>
+        <w:t>nulla</w:t>
+      </w:r>
+      <w:proofErr w:type="spellEnd"/>
+      <w:r>
+        <w:rPr>
+          <w:i/>
+          <w:iCs/>
+          <w:color w:val="666666"/>
+          <w:lang w:val="en-US"/>
+        </w:rPr>
+        <w:t xml:space="preserve"> </w:t>
+      </w:r>
+      <w:proofErr w:type="spellStart"/>
+      <w:r>
+        <w:rPr>
+          <w:i/>
+          <w:iCs/>
+          <w:color w:val="666666"/>
+          <w:lang w:val="en-US"/>
+        </w:rPr>
+        <w:t>pariatur</w:t>
+      </w:r>
+      <w:proofErr w:type="spellEnd"/>
+      <w:r>
+        <w:rPr>
+          <w:i/>
+          <w:iCs/>
+          <w:color w:val="666666"/>
+          <w:lang w:val="en-US"/>
+        </w:rPr>
+        <w:t xml:space="preserve">. </w:t>
+      </w:r>
+      <w:proofErr w:type="spellStart"/>
+      <w:r>
+        <w:rPr>
+          <w:i/>
+          <w:iCs/>
+          <w:color w:val="666666"/>
+          <w:lang w:val="en-US"/>
+        </w:rPr>
+        <w:t>Excepteur</w:t>
+      </w:r>
+      <w:proofErr w:type="spellEnd"/>
+      <w:r>
+        <w:rPr>
+          <w:i/>
+          <w:iCs/>
+          <w:color w:val="666666"/>
+          <w:lang w:val="en-US"/>
+        </w:rPr>
+        <w:t xml:space="preserve"> </w:t>
+      </w:r>
+      <w:proofErr w:type="spellStart"/>
+      <w:r>
+        <w:rPr>
+          <w:i/>
+          <w:iCs/>
+          <w:color w:val="666666"/>
+          <w:lang w:val="en-US"/>
+        </w:rPr>
+        <w:t>sint</w:t>
+      </w:r>
+      <w:proofErr w:type="spellEnd"/>
+      <w:r>
+        <w:rPr>
+          <w:i/>
+          <w:iCs/>
+          <w:color w:val="666666"/>
+          <w:lang w:val="en-US"/>
+        </w:rPr>
+        <w:t xml:space="preserve"> </w:t>
+      </w:r>
+      <w:proofErr w:type="spellStart"/>
+      <w:r>
+        <w:rPr>
+          <w:i/>
+          <w:iCs/>
+          <w:color w:val="666666"/>
+          <w:lang w:val="en-US"/>
+        </w:rPr>
+        <w:t>occaecat</w:t>
+      </w:r>
+      <w:proofErr w:type="spellEnd"/>
+      <w:r>
+        <w:rPr>
+          <w:i/>
+          <w:iCs/>
+          <w:color w:val="666666"/>
+          <w:lang w:val="en-US"/>
+        </w:rPr>
+        <w:t xml:space="preserve"> </w:t>
+      </w:r>
+      <w:proofErr w:type="spellStart"/>
+      <w:r>
+        <w:rPr>
+          <w:i/>
+          <w:iCs/>
+          <w:color w:val="666666"/>
+          <w:lang w:val="en-US"/>
+        </w:rPr>
+        <w:t>cupidatat</w:t>
+      </w:r>
+      <w:proofErr w:type="spellEnd"/>
+      <w:r>
+        <w:rPr>
+          <w:i/>
+          <w:iCs/>
+          <w:color w:val="666666"/>
+          <w:lang w:val="en-US"/>
+        </w:rPr>
+        <w:t xml:space="preserve"> non </w:t>
+      </w:r>
+      <w:proofErr w:type="spellStart"/>
+      <w:r>
+        <w:rPr>
+          <w:i/>
+          <w:iCs/>
+          <w:color w:val="666666"/>
+          <w:lang w:val="en-US"/>
+        </w:rPr>
+        <w:t>proident</w:t>
+      </w:r>
+      <w:proofErr w:type="spellEnd"/>
+      <w:r>
+        <w:rPr>
+          <w:i/>
+          <w:iCs/>
+          <w:color w:val="666666"/>
+          <w:lang w:val="en-US"/>
+        </w:rPr>
+        <w:t xml:space="preserve">, sunt in culpa qui </w:t>
+      </w:r>
+      <w:proofErr w:type="spellStart"/>
+      <w:r>
+        <w:rPr>
+          <w:i/>
+          <w:iCs/>
+          <w:color w:val="666666"/>
+          <w:lang w:val="en-US"/>
+        </w:rPr>
+        <w:t>officia</w:t>
+      </w:r>
+      <w:proofErr w:type="spellEnd"/>
+      <w:r>
+        <w:rPr>
+          <w:i/>
+          <w:iCs/>
+          <w:color w:val="666666"/>
+          <w:lang w:val="en-US"/>
+        </w:rPr>
+        <w:t xml:space="preserve"> </w:t>
+      </w:r>
+      <w:proofErr w:type="spellStart"/>
+      <w:r>
+        <w:rPr>
+          <w:i/>
+          <w:iCs/>
+          <w:color w:val="666666"/>
+          <w:lang w:val="en-US"/>
+        </w:rPr>
+        <w:t>deserunt</w:t>
+      </w:r>
+      <w:proofErr w:type="spellEnd"/>
+      <w:r>
+        <w:rPr>
+          <w:i/>
+          <w:iCs/>
+          <w:color w:val="666666"/>
+          <w:lang w:val="en-US"/>
+        </w:rPr>
+        <w:t xml:space="preserve"> </w:t>
+      </w:r>
+      <w:proofErr w:type="spellStart"/>
+      <w:r>
+        <w:rPr>
+          <w:i/>
+          <w:iCs/>
+          <w:color w:val="666666"/>
+          <w:lang w:val="en-US"/>
+        </w:rPr>
+        <w:t>mollit</w:t>
+      </w:r>
+      <w:proofErr w:type="spellEnd"/>
+      <w:r>
+        <w:rPr>
+          <w:i/>
+          <w:iCs/>
+          <w:color w:val="666666"/>
+          <w:lang w:val="en-US"/>
+        </w:rPr>
+        <w:t xml:space="preserve"> </w:t>
+      </w:r>
+      <w:proofErr w:type="spellStart"/>
+      <w:r>
+        <w:rPr>
+          <w:i/>
+          <w:iCs/>
+          <w:color w:val="666666"/>
+          <w:lang w:val="en-US"/>
+        </w:rPr>
+        <w:t>anim</w:t>
+      </w:r>
+      <w:proofErr w:type="spellEnd"/>
+      <w:r>
+        <w:rPr>
+          <w:i/>
+          <w:iCs/>
+          <w:color w:val="666666"/>
+          <w:lang w:val="en-US"/>
+        </w:rPr>
+        <w:t xml:space="preserve"> id </w:t>
+      </w:r>
+      <w:proofErr w:type="spellStart"/>
+      <w:r>
+        <w:rPr>
+          <w:i/>
+          <w:iCs/>
+          <w:color w:val="666666"/>
+          <w:lang w:val="en-US"/>
+        </w:rPr>
+        <w:t>est</w:t>
+      </w:r>
+      <w:proofErr w:type="spellEnd"/>
+      <w:r>
+        <w:rPr>
+          <w:i/>
+          <w:iCs/>
+          <w:color w:val="666666"/>
+          <w:lang w:val="en-US"/>
+        </w:rPr>
+        <w:t xml:space="preserve"> </w:t>
+      </w:r>
+      <w:proofErr w:type="spellStart"/>
+      <w:r>
+        <w:rPr>
+          <w:i/>
+          <w:iCs/>
+          <w:color w:val="666666"/>
+          <w:lang w:val="en-US"/>
+        </w:rPr>
+        <w:t>laborum</w:t>
+      </w:r>
+      <w:proofErr w:type="spellEnd"/>
+      <w:r>
+        <w:rPr>
+          <w:i/>
+          <w:iCs/>
+          <w:color w:val="666666"/>
+          <w:lang w:val="en-US"/>
+        </w:rPr>
+        <w:t>.</w:t>
       </w:r>
     </w:p>
     <w:p/>
@@ -1331,7 +5702,187 @@
           <w:color w:val="666666"/>
           <w:lang w:val="en-US"/>
         </w:rPr>
-        <w:t xml:space="preserve">Lorem ipsum dolor sit amet, consectetur adipiscing elit, sed do eiusmod tempor incididunt ut labore et dolore magna aliqua. </w:t>
+        <w:t xml:space="preserve">Lorem ipsum dolor sit </w:t>
+      </w:r>
+      <w:proofErr w:type="spellStart"/>
+      <w:r>
+        <w:rPr>
+          <w:i/>
+          <w:iCs/>
+          <w:color w:val="666666"/>
+          <w:lang w:val="en-US"/>
+        </w:rPr>
+        <w:t>amet</w:t>
+      </w:r>
+      <w:proofErr w:type="spellEnd"/>
+      <w:r>
+        <w:rPr>
+          <w:i/>
+          <w:iCs/>
+          <w:color w:val="666666"/>
+          <w:lang w:val="en-US"/>
+        </w:rPr>
+        <w:t xml:space="preserve">, </w:t>
+      </w:r>
+      <w:proofErr w:type="spellStart"/>
+      <w:r>
+        <w:rPr>
+          <w:i/>
+          <w:iCs/>
+          <w:color w:val="666666"/>
+          <w:lang w:val="en-US"/>
+        </w:rPr>
+        <w:t>consectetur</w:t>
+      </w:r>
+      <w:proofErr w:type="spellEnd"/>
+      <w:r>
+        <w:rPr>
+          <w:i/>
+          <w:iCs/>
+          <w:color w:val="666666"/>
+          <w:lang w:val="en-US"/>
+        </w:rPr>
+        <w:t xml:space="preserve"> </w:t>
+      </w:r>
+      <w:proofErr w:type="spellStart"/>
+      <w:r>
+        <w:rPr>
+          <w:i/>
+          <w:iCs/>
+          <w:color w:val="666666"/>
+          <w:lang w:val="en-US"/>
+        </w:rPr>
+        <w:t>adipiscing</w:t>
+      </w:r>
+      <w:proofErr w:type="spellEnd"/>
+      <w:r>
+        <w:rPr>
+          <w:i/>
+          <w:iCs/>
+          <w:color w:val="666666"/>
+          <w:lang w:val="en-US"/>
+        </w:rPr>
+        <w:t xml:space="preserve"> </w:t>
+      </w:r>
+      <w:proofErr w:type="spellStart"/>
+      <w:r>
+        <w:rPr>
+          <w:i/>
+          <w:iCs/>
+          <w:color w:val="666666"/>
+          <w:lang w:val="en-US"/>
+        </w:rPr>
+        <w:t>elit</w:t>
+      </w:r>
+      <w:proofErr w:type="spellEnd"/>
+      <w:r>
+        <w:rPr>
+          <w:i/>
+          <w:iCs/>
+          <w:color w:val="666666"/>
+          <w:lang w:val="en-US"/>
+        </w:rPr>
+        <w:t xml:space="preserve">, sed do </w:t>
+      </w:r>
+      <w:proofErr w:type="spellStart"/>
+      <w:r>
+        <w:rPr>
+          <w:i/>
+          <w:iCs/>
+          <w:color w:val="666666"/>
+          <w:lang w:val="en-US"/>
+        </w:rPr>
+        <w:t>eiusmod</w:t>
+      </w:r>
+      <w:proofErr w:type="spellEnd"/>
+      <w:r>
+        <w:rPr>
+          <w:i/>
+          <w:iCs/>
+          <w:color w:val="666666"/>
+          <w:lang w:val="en-US"/>
+        </w:rPr>
+        <w:t xml:space="preserve"> </w:t>
+      </w:r>
+      <w:proofErr w:type="spellStart"/>
+      <w:r>
+        <w:rPr>
+          <w:i/>
+          <w:iCs/>
+          <w:color w:val="666666"/>
+          <w:lang w:val="en-US"/>
+        </w:rPr>
+        <w:t>tempor</w:t>
+      </w:r>
+      <w:proofErr w:type="spellEnd"/>
+      <w:r>
+        <w:rPr>
+          <w:i/>
+          <w:iCs/>
+          <w:color w:val="666666"/>
+          <w:lang w:val="en-US"/>
+        </w:rPr>
+        <w:t xml:space="preserve"> </w:t>
+      </w:r>
+      <w:proofErr w:type="spellStart"/>
+      <w:r>
+        <w:rPr>
+          <w:i/>
+          <w:iCs/>
+          <w:color w:val="666666"/>
+          <w:lang w:val="en-US"/>
+        </w:rPr>
+        <w:t>incididunt</w:t>
+      </w:r>
+      <w:proofErr w:type="spellEnd"/>
+      <w:r>
+        <w:rPr>
+          <w:i/>
+          <w:iCs/>
+          <w:color w:val="666666"/>
+          <w:lang w:val="en-US"/>
+        </w:rPr>
+        <w:t xml:space="preserve"> </w:t>
+      </w:r>
+      <w:proofErr w:type="spellStart"/>
+      <w:r>
+        <w:rPr>
+          <w:i/>
+          <w:iCs/>
+          <w:color w:val="666666"/>
+          <w:lang w:val="en-US"/>
+        </w:rPr>
+        <w:t>ut</w:t>
+      </w:r>
+      <w:proofErr w:type="spellEnd"/>
+      <w:r>
+        <w:rPr>
+          <w:i/>
+          <w:iCs/>
+          <w:color w:val="666666"/>
+          <w:lang w:val="en-US"/>
+        </w:rPr>
+        <w:t xml:space="preserve"> labore et dolore magna </w:t>
+      </w:r>
+      <w:proofErr w:type="spellStart"/>
+      <w:r>
+        <w:rPr>
+          <w:i/>
+          <w:iCs/>
+          <w:color w:val="666666"/>
+          <w:lang w:val="en-US"/>
+        </w:rPr>
+        <w:t>aliqua</w:t>
+      </w:r>
+      <w:proofErr w:type="spellEnd"/>
+      <w:r>
+        <w:rPr>
+          <w:i/>
+          <w:iCs/>
+          <w:color w:val="666666"/>
+          <w:lang w:val="en-US"/>
+        </w:rPr>
+        <w:t xml:space="preserve">. </w:t>
       </w:r>
       <w:r>
         <w:rPr>
@@ -1349,7 +5900,447 @@
           <w:color w:val="666666"/>
           <w:lang w:val="en-US"/>
         </w:rPr>
-        <w:t>Duis aute irure dolor in reprehenderit in voluptate velit esse cillum dolore eu fugiat nulla pariatur. Excepteur sint occaecat cupidatat non proident, sunt in culpa qui officia deserunt mollit anim id est laborum.</w:t>
+        <w:t xml:space="preserve">Duis </w:t>
+      </w:r>
+      <w:proofErr w:type="spellStart"/>
+      <w:r>
+        <w:rPr>
+          <w:i/>
+          <w:iCs/>
+          <w:color w:val="666666"/>
+          <w:lang w:val="en-US"/>
+        </w:rPr>
+        <w:t>aute</w:t>
+      </w:r>
+      <w:proofErr w:type="spellEnd"/>
+      <w:r>
+        <w:rPr>
+          <w:i/>
+          <w:iCs/>
+          <w:color w:val="666666"/>
+          <w:lang w:val="en-US"/>
+        </w:rPr>
+        <w:t xml:space="preserve"> </w:t>
+      </w:r>
+      <w:proofErr w:type="spellStart"/>
+      <w:r>
+        <w:rPr>
+          <w:i/>
+          <w:iCs/>
+          <w:color w:val="666666"/>
+          <w:lang w:val="en-US"/>
+        </w:rPr>
+        <w:t>irure</w:t>
+      </w:r>
+      <w:proofErr w:type="spellEnd"/>
+      <w:r>
+        <w:rPr>
+          <w:i/>
+          <w:iCs/>
+          <w:color w:val="666666"/>
+          <w:lang w:val="en-US"/>
+        </w:rPr>
+        <w:t xml:space="preserve"> dolor in </w:t>
+      </w:r>
+      <w:proofErr w:type="spellStart"/>
+      <w:r>
+        <w:rPr>
+          <w:i/>
+          <w:iCs/>
+          <w:color w:val="666666"/>
+          <w:lang w:val="en-US"/>
+        </w:rPr>
+        <w:t>reprehenderit</w:t>
+      </w:r>
+      <w:proofErr w:type="spellEnd"/>
+      <w:r>
+        <w:rPr>
+          <w:i/>
+          <w:iCs/>
+          <w:color w:val="666666"/>
+          <w:lang w:val="en-US"/>
+        </w:rPr>
+        <w:t xml:space="preserve"> in </w:t>
+      </w:r>
+      <w:proofErr w:type="spellStart"/>
+      <w:r>
+        <w:rPr>
+          <w:i/>
+          <w:iCs/>
+          <w:color w:val="666666"/>
+          <w:lang w:val="en-US"/>
+        </w:rPr>
+        <w:t>voluptate</w:t>
+      </w:r>
+      <w:proofErr w:type="spellEnd"/>
+      <w:r>
+        <w:rPr>
+          <w:i/>
+          <w:iCs/>
+          <w:color w:val="666666"/>
+          <w:lang w:val="en-US"/>
+        </w:rPr>
+        <w:t xml:space="preserve"> </w:t>
+      </w:r>
+      <w:proofErr w:type="spellStart"/>
+      <w:r>
+        <w:rPr>
+          <w:i/>
+          <w:iCs/>
+          <w:color w:val="666666"/>
+          <w:lang w:val="en-US"/>
+        </w:rPr>
+        <w:t>velit</w:t>
+      </w:r>
+      <w:proofErr w:type="spellEnd"/>
+      <w:r>
+        <w:rPr>
+          <w:i/>
+          <w:iCs/>
+          <w:color w:val="666666"/>
+          <w:lang w:val="en-US"/>
+        </w:rPr>
+        <w:t xml:space="preserve"> </w:t>
+      </w:r>
+      <w:proofErr w:type="spellStart"/>
+      <w:r>
+        <w:rPr>
+          <w:i/>
+          <w:iCs/>
+          <w:color w:val="666666"/>
+          <w:lang w:val="en-US"/>
+        </w:rPr>
+        <w:t>esse</w:t>
+      </w:r>
+      <w:proofErr w:type="spellEnd"/>
+      <w:r>
+        <w:rPr>
+          <w:i/>
+          <w:iCs/>
+          <w:color w:val="666666"/>
+          <w:lang w:val="en-US"/>
+        </w:rPr>
+        <w:t xml:space="preserve"> </w:t>
+      </w:r>
+      <w:proofErr w:type="spellStart"/>
+      <w:r>
+        <w:rPr>
+          <w:i/>
+          <w:iCs/>
+          <w:color w:val="666666"/>
+          <w:lang w:val="en-US"/>
+        </w:rPr>
+        <w:t>cillum</w:t>
+      </w:r>
+      <w:proofErr w:type="spellEnd"/>
+      <w:r>
+        <w:rPr>
+          <w:i/>
+          <w:iCs/>
+          <w:color w:val="666666"/>
+          <w:lang w:val="en-US"/>
+        </w:rPr>
+        <w:t xml:space="preserve"> dolore </w:t>
+      </w:r>
+      <w:proofErr w:type="spellStart"/>
+      <w:r>
+        <w:rPr>
+          <w:i/>
+          <w:iCs/>
+          <w:color w:val="666666"/>
+          <w:lang w:val="en-US"/>
+        </w:rPr>
+        <w:t>eu</w:t>
+      </w:r>
+      <w:proofErr w:type="spellEnd"/>
+      <w:r>
+        <w:rPr>
+          <w:i/>
+          <w:iCs/>
+          <w:color w:val="666666"/>
+          <w:lang w:val="en-US"/>
+        </w:rPr>
+        <w:t xml:space="preserve"> </w:t>
+      </w:r>
+      <w:proofErr w:type="spellStart"/>
+      <w:r>
+        <w:rPr>
+          <w:i/>
+          <w:iCs/>
+          <w:color w:val="666666"/>
+          <w:lang w:val="en-US"/>
+        </w:rPr>
+        <w:t>fugiat</w:t>
+      </w:r>
+      <w:proofErr w:type="spellEnd"/>
+      <w:r>
+        <w:rPr>
+          <w:i/>
+          <w:iCs/>
+          <w:color w:val="666666"/>
+          <w:lang w:val="en-US"/>
+        </w:rPr>
+        <w:t xml:space="preserve"> </w:t>
+      </w:r>
+      <w:proofErr w:type="spellStart"/>
+      <w:r>
+        <w:rPr>
+          <w:i/>
+          <w:iCs/>
+          <w:color w:val="666666"/>
+          <w:lang w:val="en-US"/>
+        </w:rPr>
+        <w:t>nulla</w:t>
+      </w:r>
+      <w:proofErr w:type="spellEnd"/>
+      <w:r>
+        <w:rPr>
+          <w:i/>
+          <w:iCs/>
+          <w:color w:val="666666"/>
+          <w:lang w:val="en-US"/>
+        </w:rPr>
+        <w:t xml:space="preserve"> </w:t>
+      </w:r>
+      <w:proofErr w:type="spellStart"/>
+      <w:r>
+        <w:rPr>
+          <w:i/>
+          <w:iCs/>
+          <w:color w:val="666666"/>
+          <w:lang w:val="en-US"/>
+        </w:rPr>
+        <w:t>pariatur</w:t>
+      </w:r>
+      <w:proofErr w:type="spellEnd"/>
+      <w:r>
+        <w:rPr>
+          <w:i/>
+          <w:iCs/>
+          <w:color w:val="666666"/>
+          <w:lang w:val="en-US"/>
+        </w:rPr>
+        <w:t xml:space="preserve">. </w:t>
+      </w:r>
+      <w:proofErr w:type="spellStart"/>
+      <w:r>
+        <w:rPr>
+          <w:i/>
+          <w:iCs/>
+          <w:color w:val="666666"/>
+          <w:lang w:val="en-US"/>
+        </w:rPr>
+        <w:t>Excepteur</w:t>
+      </w:r>
+      <w:proofErr w:type="spellEnd"/>
+      <w:r>
+        <w:rPr>
+          <w:i/>
+          <w:iCs/>
+          <w:color w:val="666666"/>
+          <w:lang w:val="en-US"/>
+        </w:rPr>
+        <w:t xml:space="preserve"> </w:t>
+      </w:r>
+      <w:proofErr w:type="spellStart"/>
+      <w:r>
+        <w:rPr>
+          <w:i/>
+          <w:iCs/>
+          <w:color w:val="666666"/>
+          <w:lang w:val="en-US"/>
+        </w:rPr>
+        <w:t>sint</w:t>
+      </w:r>
+      <w:proofErr w:type="spellEnd"/>
+      <w:r>
+        <w:rPr>
+          <w:i/>
+          <w:iCs/>
+          <w:color w:val="666666"/>
+          <w:lang w:val="en-US"/>
+        </w:rPr>
+        <w:t xml:space="preserve"> </w:t>
+      </w:r>
+      <w:proofErr w:type="spellStart"/>
+      <w:r>
+        <w:rPr>
+          <w:i/>
+          <w:iCs/>
+          <w:color w:val="666666"/>
+          <w:lang w:val="en-US"/>
+        </w:rPr>
+        <w:t>occaecat</w:t>
+      </w:r>
+      <w:proofErr w:type="spellEnd"/>
+      <w:r>
+        <w:rPr>
+          <w:i/>
+          <w:iCs/>
+          <w:color w:val="666666"/>
+          <w:lang w:val="en-US"/>
+        </w:rPr>
+        <w:t xml:space="preserve"> </w:t>
+      </w:r>
+      <w:proofErr w:type="spellStart"/>
+      <w:r>
+        <w:rPr>
+          <w:i/>
+          <w:iCs/>
+          <w:color w:val="666666"/>
+          <w:lang w:val="en-US"/>
+        </w:rPr>
+        <w:t>cupidatat</w:t>
+      </w:r>
+      <w:proofErr w:type="spellEnd"/>
+      <w:r>
+        <w:rPr>
+          <w:i/>
+          <w:iCs/>
+          <w:color w:val="666666"/>
+          <w:lang w:val="en-US"/>
+        </w:rPr>
+        <w:t xml:space="preserve"> non </w:t>
+      </w:r>
+      <w:proofErr w:type="spellStart"/>
+      <w:r>
+        <w:rPr>
+          <w:i/>
+          <w:iCs/>
+          <w:color w:val="666666"/>
+          <w:lang w:val="en-US"/>
+        </w:rPr>
+        <w:t>proident</w:t>
+      </w:r>
+      <w:proofErr w:type="spellEnd"/>
+      <w:r>
+        <w:rPr>
+          <w:i/>
+          <w:iCs/>
+          <w:color w:val="666666"/>
+          <w:lang w:val="en-US"/>
+        </w:rPr>
+        <w:t xml:space="preserve">, sunt in culpa qui </w:t>
+      </w:r>
+      <w:proofErr w:type="spellStart"/>
+      <w:r>
+        <w:rPr>
+          <w:i/>
+          <w:iCs/>
+          <w:color w:val="666666"/>
+          <w:lang w:val="en-US"/>
+        </w:rPr>
+        <w:t>officia</w:t>
+      </w:r>
+      <w:proofErr w:type="spellEnd"/>
+      <w:r>
+        <w:rPr>
+          <w:i/>
+          <w:iCs/>
+          <w:color w:val="666666"/>
+          <w:lang w:val="en-US"/>
+        </w:rPr>
+        <w:t xml:space="preserve"> </w:t>
+      </w:r>
+      <w:proofErr w:type="spellStart"/>
+      <w:r>
+        <w:rPr>
+          <w:i/>
+          <w:iCs/>
+          <w:color w:val="666666"/>
+          <w:lang w:val="en-US"/>
+        </w:rPr>
+        <w:t>deserunt</w:t>
+      </w:r>
+      <w:proofErr w:type="spellEnd"/>
+      <w:r>
+        <w:rPr>
+          <w:i/>
+          <w:iCs/>
+          <w:color w:val="666666"/>
+          <w:lang w:val="en-US"/>
+        </w:rPr>
+        <w:t xml:space="preserve"> </w:t>
+      </w:r>
+      <w:proofErr w:type="spellStart"/>
+      <w:r>
+        <w:rPr>
+          <w:i/>
+          <w:iCs/>
+          <w:color w:val="666666"/>
+          <w:lang w:val="en-US"/>
+        </w:rPr>
+        <w:t>mollit</w:t>
+      </w:r>
+      <w:proofErr w:type="spellEnd"/>
+      <w:r>
+        <w:rPr>
+          <w:i/>
+          <w:iCs/>
+          <w:color w:val="666666"/>
+          <w:lang w:val="en-US"/>
+        </w:rPr>
+        <w:t xml:space="preserve"> </w:t>
+      </w:r>
+      <w:proofErr w:type="spellStart"/>
+      <w:r>
+        <w:rPr>
+          <w:i/>
+          <w:iCs/>
+          <w:color w:val="666666"/>
+          <w:lang w:val="en-US"/>
+        </w:rPr>
+        <w:t>anim</w:t>
+      </w:r>
+      <w:proofErr w:type="spellEnd"/>
+      <w:r>
+        <w:rPr>
+          <w:i/>
+          <w:iCs/>
+          <w:color w:val="666666"/>
+          <w:lang w:val="en-US"/>
+        </w:rPr>
+        <w:t xml:space="preserve"> id </w:t>
+      </w:r>
+      <w:proofErr w:type="spellStart"/>
+      <w:r>
+        <w:rPr>
+          <w:i/>
+          <w:iCs/>
+          <w:color w:val="666666"/>
+          <w:lang w:val="en-US"/>
+        </w:rPr>
+        <w:t>est</w:t>
+      </w:r>
+      <w:proofErr w:type="spellEnd"/>
+      <w:r>
+        <w:rPr>
+          <w:i/>
+          <w:iCs/>
+          <w:color w:val="666666"/>
+          <w:lang w:val="en-US"/>
+        </w:rPr>
+        <w:t xml:space="preserve"> </w:t>
+      </w:r>
+      <w:proofErr w:type="spellStart"/>
+      <w:r>
+        <w:rPr>
+          <w:i/>
+          <w:iCs/>
+          <w:color w:val="666666"/>
+          <w:lang w:val="en-US"/>
+        </w:rPr>
+        <w:t>laborum</w:t>
+      </w:r>
+      <w:proofErr w:type="spellEnd"/>
+      <w:r>
+        <w:rPr>
+          <w:i/>
+          <w:iCs/>
+          <w:color w:val="666666"/>
+          <w:lang w:val="en-US"/>
+        </w:rPr>
+        <w:t>.</w:t>
       </w:r>
     </w:p>
     <w:p>
@@ -1392,7 +6383,187 @@
           <w:color w:val="666666"/>
           <w:lang w:val="en-US"/>
         </w:rPr>
-        <w:t>[Lorem ipsum dolor sit amet, consectetur adipiscing elit, sed do eiusmod tempor incididunt ut labore et dolore magna aliqua.]</w:t>
+        <w:t xml:space="preserve">[Lorem ipsum dolor sit </w:t>
+      </w:r>
+      <w:proofErr w:type="spellStart"/>
+      <w:r>
+        <w:rPr>
+          <w:i/>
+          <w:iCs/>
+          <w:color w:val="666666"/>
+          <w:lang w:val="en-US"/>
+        </w:rPr>
+        <w:t>amet</w:t>
+      </w:r>
+      <w:proofErr w:type="spellEnd"/>
+      <w:r>
+        <w:rPr>
+          <w:i/>
+          <w:iCs/>
+          <w:color w:val="666666"/>
+          <w:lang w:val="en-US"/>
+        </w:rPr>
+        <w:t xml:space="preserve">, </w:t>
+      </w:r>
+      <w:proofErr w:type="spellStart"/>
+      <w:r>
+        <w:rPr>
+          <w:i/>
+          <w:iCs/>
+          <w:color w:val="666666"/>
+          <w:lang w:val="en-US"/>
+        </w:rPr>
+        <w:t>consectetur</w:t>
+      </w:r>
+      <w:proofErr w:type="spellEnd"/>
+      <w:r>
+        <w:rPr>
+          <w:i/>
+          <w:iCs/>
+          <w:color w:val="666666"/>
+          <w:lang w:val="en-US"/>
+        </w:rPr>
+        <w:t xml:space="preserve"> </w:t>
+      </w:r>
+      <w:proofErr w:type="spellStart"/>
+      <w:r>
+        <w:rPr>
+          <w:i/>
+          <w:iCs/>
+          <w:color w:val="666666"/>
+          <w:lang w:val="en-US"/>
+        </w:rPr>
+        <w:t>adipiscing</w:t>
+      </w:r>
+      <w:proofErr w:type="spellEnd"/>
+      <w:r>
+        <w:rPr>
+          <w:i/>
+          <w:iCs/>
+          <w:color w:val="666666"/>
+          <w:lang w:val="en-US"/>
+        </w:rPr>
+        <w:t xml:space="preserve"> </w:t>
+      </w:r>
+      <w:proofErr w:type="spellStart"/>
+      <w:r>
+        <w:rPr>
+          <w:i/>
+          <w:iCs/>
+          <w:color w:val="666666"/>
+          <w:lang w:val="en-US"/>
+        </w:rPr>
+        <w:t>elit</w:t>
+      </w:r>
+      <w:proofErr w:type="spellEnd"/>
+      <w:r>
+        <w:rPr>
+          <w:i/>
+          <w:iCs/>
+          <w:color w:val="666666"/>
+          <w:lang w:val="en-US"/>
+        </w:rPr>
+        <w:t xml:space="preserve">, sed do </w:t>
+      </w:r>
+      <w:proofErr w:type="spellStart"/>
+      <w:r>
+        <w:rPr>
+          <w:i/>
+          <w:iCs/>
+          <w:color w:val="666666"/>
+          <w:lang w:val="en-US"/>
+        </w:rPr>
+        <w:t>eiusmod</w:t>
+      </w:r>
+      <w:proofErr w:type="spellEnd"/>
+      <w:r>
+        <w:rPr>
+          <w:i/>
+          <w:iCs/>
+          <w:color w:val="666666"/>
+          <w:lang w:val="en-US"/>
+        </w:rPr>
+        <w:t xml:space="preserve"> </w:t>
+      </w:r>
+      <w:proofErr w:type="spellStart"/>
+      <w:r>
+        <w:rPr>
+          <w:i/>
+          <w:iCs/>
+          <w:color w:val="666666"/>
+          <w:lang w:val="en-US"/>
+        </w:rPr>
+        <w:t>tempor</w:t>
+      </w:r>
+      <w:proofErr w:type="spellEnd"/>
+      <w:r>
+        <w:rPr>
+          <w:i/>
+          <w:iCs/>
+          <w:color w:val="666666"/>
+          <w:lang w:val="en-US"/>
+        </w:rPr>
+        <w:t xml:space="preserve"> </w:t>
+      </w:r>
+      <w:proofErr w:type="spellStart"/>
+      <w:r>
+        <w:rPr>
+          <w:i/>
+          <w:iCs/>
+          <w:color w:val="666666"/>
+          <w:lang w:val="en-US"/>
+        </w:rPr>
+        <w:t>incididunt</w:t>
+      </w:r>
+      <w:proofErr w:type="spellEnd"/>
+      <w:r>
+        <w:rPr>
+          <w:i/>
+          <w:iCs/>
+          <w:color w:val="666666"/>
+          <w:lang w:val="en-US"/>
+        </w:rPr>
+        <w:t xml:space="preserve"> </w:t>
+      </w:r>
+      <w:proofErr w:type="spellStart"/>
+      <w:r>
+        <w:rPr>
+          <w:i/>
+          <w:iCs/>
+          <w:color w:val="666666"/>
+          <w:lang w:val="en-US"/>
+        </w:rPr>
+        <w:t>ut</w:t>
+      </w:r>
+      <w:proofErr w:type="spellEnd"/>
+      <w:r>
+        <w:rPr>
+          <w:i/>
+          <w:iCs/>
+          <w:color w:val="666666"/>
+          <w:lang w:val="en-US"/>
+        </w:rPr>
+        <w:t xml:space="preserve"> labore et dolore magna </w:t>
+      </w:r>
+      <w:proofErr w:type="spellStart"/>
+      <w:r>
+        <w:rPr>
+          <w:i/>
+          <w:iCs/>
+          <w:color w:val="666666"/>
+          <w:lang w:val="en-US"/>
+        </w:rPr>
+        <w:t>aliqua</w:t>
+      </w:r>
+      <w:proofErr w:type="spellEnd"/>
+      <w:r>
+        <w:rPr>
+          <w:i/>
+          <w:iCs/>
+          <w:color w:val="666666"/>
+          <w:lang w:val="en-US"/>
+        </w:rPr>
+        <w:t>.]</w:t>
       </w:r>
     </w:p>
     <w:p/>
@@ -2203,6 +7374,29 @@
       <w:szCs w:val="30"/>
     </w:rPr>
   </w:style>
+  <w:style w:type="character" w:styleId="Hyperlink">
+    <w:name w:val="Hyperlink"/>
+    <w:basedOn w:val="DefaultParagraphFont"/>
+    <w:uiPriority w:val="99"/>
+    <w:unhideWhenUsed/>
+    <w:rsid w:val="00AD5754"/>
+    <w:rPr>
+      <w:color w:val="0000FF" w:themeColor="hyperlink"/>
+      <w:u w:val="single"/>
+    </w:rPr>
+  </w:style>
+  <w:style w:type="character" w:styleId="UnresolvedMention">
+    <w:name w:val="Unresolved Mention"/>
+    <w:basedOn w:val="DefaultParagraphFont"/>
+    <w:uiPriority w:val="99"/>
+    <w:semiHidden/>
+    <w:unhideWhenUsed/>
+    <w:rsid w:val="00AD5754"/>
+    <w:rPr>
+      <w:color w:val="605E5C"/>
+      <w:shd w:val="clear" w:color="auto" w:fill="E1DFDD"/>
+    </w:rPr>
+  </w:style>
 </w:styles>
 </file>
 
